--- a/tvt3_v2/public/templates/THANH_LY_KY_MOI_MAT_BANG.docx
+++ b/tvt3_v2/public/templates/THANH_LY_KY_MOI_MAT_BANG.docx
@@ -4037,7 +4037,7 @@
           <w:b/>
           <w:bCs/>
         </w:rPr>
-        <w:t>Địa chỉ trạm: {{ADDRESS_OLD</w:t>
+        <w:t>Địa chỉ trạm: {{ADDRESS_OLD}} (</w:t>
       </w:r>
       <w:r>
         <w:rPr>
@@ -4050,7 +4050,7 @@
           <w:szCs w:val="28"/>
           <w:lang w:val="da-DK"/>
         </w:rPr>
-        <w:t>{{ADDRESS_NEW}}</w:t>
+        <w:t>{{ADDRESS_NEW}})</w:t>
       </w:r>
       <w:r>
         <w:rPr>

--- a/tvt3_v2/public/templates/THANH_LY_KY_MOI_MAT_BANG.docx
+++ b/tvt3_v2/public/templates/THANH_LY_KY_MOI_MAT_BANG.docx
@@ -1,6 +1,6 @@
 
 <file path=word/document.xml><?xml version="1.0" encoding="utf-8"?>
-<w:document xmlns:wpc="http://schemas.microsoft.com/office/word/2010/wordprocessingCanvas" xmlns:cx="http://schemas.microsoft.com/office/drawing/2014/chartex" xmlns:cx1="http://schemas.microsoft.com/office/drawing/2015/9/8/chartex" xmlns:cx2="http://schemas.microsoft.com/office/drawing/2015/10/21/chartex" xmlns:cx3="http://schemas.microsoft.com/office/drawing/2016/5/9/chartex" xmlns:cx4="http://schemas.microsoft.com/office/drawing/2016/5/10/chartex" xmlns:cx5="http://schemas.microsoft.com/office/drawing/2016/5/11/chartex" xmlns:cx6="http://schemas.microsoft.com/office/drawing/2016/5/12/chartex" xmlns:cx7="http://schemas.microsoft.com/office/drawing/2016/5/13/chartex" xmlns:cx8="http://schemas.microsoft.com/office/drawing/2016/5/14/chartex" xmlns:mc="http://schemas.openxmlformats.org/markup-compatibility/2006" xmlns:aink="http://schemas.microsoft.com/office/drawing/2016/ink" xmlns:am3d="http://schemas.microsoft.com/office/drawing/2017/model3d" xmlns:o="urn:schemas-microsoft-com:office:office" xmlns:oel="http://schemas.microsoft.com/office/2019/extlst" xmlns:r="http://schemas.openxmlformats.org/officeDocument/2006/relationships" xmlns:m="http://schemas.openxmlformats.org/officeDocument/2006/math" xmlns:v="urn:schemas-microsoft-com:vml" xmlns:wp14="http://schemas.microsoft.com/office/word/2010/wordprocessingDrawing" xmlns:wp="http://schemas.openxmlformats.org/drawingml/2006/wordprocessingDrawing" xmlns:w10="urn:schemas-microsoft-com:office:word" xmlns:w="http://schemas.openxmlformats.org/wordprocessingml/2006/main" xmlns:w14="http://schemas.microsoft.com/office/word/2010/wordml" xmlns:w15="http://schemas.microsoft.com/office/word/2012/wordml" xmlns:w16cex="http://schemas.microsoft.com/office/word/2018/wordml/cex" xmlns:w16cid="http://schemas.microsoft.com/office/word/2016/wordml/cid" xmlns:w16="http://schemas.microsoft.com/office/word/2018/wordml" xmlns:w16du="http://schemas.microsoft.com/office/word/2023/wordml/word16du" xmlns:w16sdtdh="http://schemas.microsoft.com/office/word/2020/wordml/sdtdatahash" xmlns:w16sdtfl="http://schemas.microsoft.com/office/word/2024/wordml/sdtformatlock" xmlns:w16se="http://schemas.microsoft.com/office/word/2015/wordml/symex" xmlns:wpg="http://schemas.microsoft.com/office/word/2010/wordprocessingGroup" xmlns:wpi="http://schemas.microsoft.com/office/word/2010/wordprocessingInk" xmlns:wne="http://schemas.microsoft.com/office/word/2006/wordml" xmlns:wps="http://schemas.microsoft.com/office/word/2010/wordprocessingShape" mc:Ignorable="w14 w15 w16se w16cid w16 w16cex w16sdtdh w16sdtfl w16du wp14">
+<w:document xmlns:a="http://schemas.openxmlformats.org/drawingml/2006/main" xmlns:a14="http://schemas.microsoft.com/office/drawing/2010/main" xmlns:wpc="http://schemas.microsoft.com/office/word/2010/wordprocessingCanvas" xmlns:cx="http://schemas.microsoft.com/office/drawing/2014/chartex" xmlns:cx1="http://schemas.microsoft.com/office/drawing/2015/9/8/chartex" xmlns:cx2="http://schemas.microsoft.com/office/drawing/2015/10/21/chartex" xmlns:cx3="http://schemas.microsoft.com/office/drawing/2016/5/9/chartex" xmlns:cx4="http://schemas.microsoft.com/office/drawing/2016/5/10/chartex" xmlns:cx5="http://schemas.microsoft.com/office/drawing/2016/5/11/chartex" xmlns:cx6="http://schemas.microsoft.com/office/drawing/2016/5/12/chartex" xmlns:cx7="http://schemas.microsoft.com/office/drawing/2016/5/13/chartex" xmlns:cx8="http://schemas.microsoft.com/office/drawing/2016/5/14/chartex" xmlns:mc="http://schemas.openxmlformats.org/markup-compatibility/2006" xmlns:aink="http://schemas.microsoft.com/office/drawing/2016/ink" xmlns:am3d="http://schemas.microsoft.com/office/drawing/2017/model3d" xmlns:o="urn:schemas-microsoft-com:office:office" xmlns:oel="http://schemas.microsoft.com/office/2019/extlst" xmlns:r="http://schemas.openxmlformats.org/officeDocument/2006/relationships" xmlns:m="http://schemas.openxmlformats.org/officeDocument/2006/math" xmlns:v="urn:schemas-microsoft-com:vml" xmlns:wp14="http://schemas.microsoft.com/office/word/2010/wordprocessingDrawing" xmlns:wp="http://schemas.openxmlformats.org/drawingml/2006/wordprocessingDrawing" xmlns:w10="urn:schemas-microsoft-com:office:word" xmlns:w="http://schemas.openxmlformats.org/wordprocessingml/2006/main" xmlns:w14="http://schemas.microsoft.com/office/word/2010/wordml" xmlns:w15="http://schemas.microsoft.com/office/word/2012/wordml" xmlns:w16cex="http://schemas.microsoft.com/office/word/2018/wordml/cex" xmlns:w16cid="http://schemas.microsoft.com/office/word/2016/wordml/cid" xmlns:w16="http://schemas.microsoft.com/office/word/2018/wordml" xmlns:w16du="http://schemas.microsoft.com/office/word/2023/wordml/word16du" xmlns:w16sdtdh="http://schemas.microsoft.com/office/word/2020/wordml/sdtdatahash" xmlns:w16sdtfl="http://schemas.microsoft.com/office/word/2024/wordml/sdtformatlock" xmlns:w16se="http://schemas.microsoft.com/office/word/2015/wordml/symex" xmlns:wpg="http://schemas.microsoft.com/office/word/2010/wordprocessingGroup" xmlns:wpi="http://schemas.microsoft.com/office/word/2010/wordprocessingInk" xmlns:wne="http://schemas.microsoft.com/office/word/2006/wordml" xmlns:wps="http://schemas.microsoft.com/office/word/2010/wordprocessingShape" mc:Ignorable="w14 w15 w16se w16cid w16 w16cex w16sdtdh w16sdtfl w16du wp14">
   <w:body>
     <w:tbl>
       <w:tblPr>
@@ -127,7 +127,7 @@
               <mc:AlternateContent>
                 <mc:Choice Requires="wps">
                   <w:drawing>
-                    <wp:anchor distT="0" distB="0" distL="114300" distR="114300" simplePos="0" relativeHeight="251661312" behindDoc="0" locked="0" layoutInCell="1" allowOverlap="1" wp14:anchorId="61315F5F" wp14:editId="3E24A989">
+                    <wp:anchor distT="0" distB="0" distL="114300" distR="114300" simplePos="0" relativeHeight="251661312" behindDoc="0" locked="0" layoutInCell="1" allowOverlap="1" wp14:editId="3E24A989" wp14:anchorId="61315F5F">
                       <wp:simplePos x="0" y="0"/>
                       <wp:positionH relativeFrom="column">
                         <wp:posOffset>652780</wp:posOffset>
@@ -181,7 +181,7 @@
                 </mc:Choice>
                 <mc:Fallback>
                   <w:pict>
-                    <v:line w14:anchorId="3A8FE28D" id="Straight Connector 2000649774" o:spid="_x0000_s1026" style="position:absolute;flip:x;z-index:251661312;visibility:visible;mso-wrap-style:square;mso-wrap-distance-left:9pt;mso-wrap-distance-top:0;mso-wrap-distance-right:9pt;mso-wrap-distance-bottom:0;mso-position-horizontal:absolute;mso-position-horizontal-relative:text;mso-position-vertical:absolute;mso-position-vertical-relative:text" from="51.4pt,3.8pt" to="174.3pt,3.8pt" o:gfxdata="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" strokecolor="black [3213]" strokeweight=".5pt">
+                    <v:line id="Straight Connector 2000649774" style="position:absolute;flip:x;z-index:251661312;visibility:visible;mso-wrap-style:square;mso-wrap-distance-left:9pt;mso-wrap-distance-top:0;mso-wrap-distance-right:9pt;mso-wrap-distance-bottom:0;mso-position-horizontal:absolute;mso-position-horizontal-relative:text;mso-position-vertical:absolute;mso-position-vertical-relative:text" o:spid="_x0000_s1026" strokecolor="black [3213]" strokeweight=".5pt" o:gfxdata="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" from="51.4pt,3.8pt" to="174.3pt,3.8pt" w14:anchorId="3A8FE28D">
                       <v:stroke joinstyle="miter"/>
                     </v:line>
                   </w:pict>
@@ -213,7 +213,7 @@
               <mc:AlternateContent>
                 <mc:Choice Requires="wps">
                   <w:drawing>
-                    <wp:anchor distT="0" distB="0" distL="114300" distR="114300" simplePos="0" relativeHeight="251660288" behindDoc="0" locked="0" layoutInCell="1" allowOverlap="1" wp14:anchorId="1F88C76F" wp14:editId="5D57BEEB">
+                    <wp:anchor distT="0" distB="0" distL="114300" distR="114300" simplePos="0" relativeHeight="251660288" behindDoc="0" locked="0" layoutInCell="1" allowOverlap="1" wp14:editId="5D57BEEB" wp14:anchorId="1F88C76F">
                       <wp:simplePos x="0" y="0"/>
                       <wp:positionH relativeFrom="column">
                         <wp:posOffset>848360</wp:posOffset>
@@ -273,7 +273,7 @@
                 </mc:Choice>
                 <mc:Fallback>
                   <w:pict>
-                    <v:line w14:anchorId="7B0B0E0A" id="Straight Connector 1463436238" o:spid="_x0000_s1026" style="position:absolute;flip:y;z-index:251660288;visibility:visible;mso-wrap-style:square;mso-width-percent:0;mso-height-percent:0;mso-wrap-distance-left:9pt;mso-wrap-distance-top:0;mso-wrap-distance-right:9pt;mso-wrap-distance-bottom:0;mso-position-horizontal:absolute;mso-position-horizontal-relative:text;mso-position-vertical:absolute;mso-position-vertical-relative:text;mso-width-percent:0;mso-height-percent:0;mso-width-relative:margin;mso-height-relative:margin" from="66.8pt,5.25pt" to="223.7pt,5.25pt" o:gfxdata="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" strokecolor="black [3213]" strokeweight=".5pt">
+                    <v:line id="Straight Connector 1463436238" style="position:absolute;flip:y;z-index:251660288;visibility:visible;mso-wrap-style:square;mso-width-percent:0;mso-height-percent:0;mso-wrap-distance-left:9pt;mso-wrap-distance-top:0;mso-wrap-distance-right:9pt;mso-wrap-distance-bottom:0;mso-position-horizontal:absolute;mso-position-horizontal-relative:text;mso-position-vertical:absolute;mso-position-vertical-relative:text;mso-width-percent:0;mso-height-percent:0;mso-width-relative:margin;mso-height-relative:margin" o:spid="_x0000_s1026" strokecolor="black [3213]" strokeweight=".5pt" o:gfxdata="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" from="66.8pt,5.25pt" to="223.7pt,5.25pt" w14:anchorId="7B0B0E0A">
                       <v:stroke joinstyle="miter"/>
                     </v:line>
                   </w:pict>
@@ -329,7 +329,7 @@
                 <w:i/>
                 <w:szCs w:val="28"/>
               </w:rPr>
-              <w:t xml:space="preserve">Đồng Nai, ngày  </w:t>
+              <w:t xml:space="preserve">Đồng Nai, ngày </w:t>
             </w:r>
             <w:r>
               <w:rPr>
@@ -346,7 +346,7 @@
                 <w:i/>
                 <w:szCs w:val="28"/>
               </w:rPr>
-              <w:t xml:space="preserve">  tháng</w:t>
+              <w:t xml:space="preserve"> tháng</w:t>
             </w:r>
             <w:r>
               <w:rPr>
@@ -363,7 +363,7 @@
                 <w:i/>
                 <w:szCs w:val="28"/>
               </w:rPr>
-              <w:t xml:space="preserve">    năm 2026</w:t>
+              <w:t xml:space="preserve">  năm 2026</w:t>
             </w:r>
           </w:p>
         </w:tc>
@@ -467,88 +467,6 @@
       </w:pPr>
       <w:r>
         <w:rPr>
-          <w:rFonts w:ascii="Times New Roman" w:hAnsi="Times New Roman"/>
-          <w:b/>
-          <w:bCs/>
-          <w:noProof/>
-          <w:szCs w:val="25"/>
-        </w:rPr>
-        <w:drawing>
-          <wp:anchor distT="0" distB="0" distL="114300" distR="114300" simplePos="0" relativeHeight="251659264" behindDoc="1" locked="0" layoutInCell="1" allowOverlap="1" wp14:anchorId="0A443629" wp14:editId="75DE6EE0">
-            <wp:simplePos x="0" y="0"/>
-            <wp:positionH relativeFrom="margin">
-              <wp:align>center</wp:align>
-            </wp:positionH>
-            <wp:positionV relativeFrom="paragraph">
-              <wp:posOffset>97790</wp:posOffset>
-            </wp:positionV>
-            <wp:extent cx="2108200" cy="19050"/>
-            <wp:effectExtent l="0" t="0" r="6350" b="0"/>
-            <wp:wrapTight wrapText="bothSides">
-              <wp:wrapPolygon edited="0">
-                <wp:start x="0" y="0"/>
-                <wp:lineTo x="0" y="0"/>
-                <wp:lineTo x="21470" y="0"/>
-                <wp:lineTo x="21470" y="0"/>
-                <wp:lineTo x="0" y="0"/>
-              </wp:wrapPolygon>
-            </wp:wrapTight>
-            <wp:docPr id="384057371" name="Picture 1"/>
-            <wp:cNvGraphicFramePr>
-              <a:graphicFrameLocks xmlns:a="http://schemas.openxmlformats.org/drawingml/2006/main" noChangeAspect="1"/>
-            </wp:cNvGraphicFramePr>
-            <a:graphic xmlns:a="http://schemas.openxmlformats.org/drawingml/2006/main">
-              <a:graphicData uri="http://schemas.openxmlformats.org/drawingml/2006/picture">
-                <pic:pic xmlns:pic="http://schemas.openxmlformats.org/drawingml/2006/picture">
-                  <pic:nvPicPr>
-                    <pic:cNvPr id="0" name="Picture 2"/>
-                    <pic:cNvPicPr>
-                      <a:picLocks noChangeAspect="1" noChangeArrowheads="1"/>
-                    </pic:cNvPicPr>
-                  </pic:nvPicPr>
-                  <pic:blipFill>
-                    <a:blip r:embed="rId5">
-                      <a:extLst>
-                        <a:ext uri="{28A0092B-C50C-407E-A947-70E740481C1C}">
-                          <a14:useLocalDpi xmlns:a14="http://schemas.microsoft.com/office/drawing/2010/main" val="0"/>
-                        </a:ext>
-                      </a:extLst>
-                    </a:blip>
-                    <a:srcRect/>
-                    <a:stretch>
-                      <a:fillRect/>
-                    </a:stretch>
-                  </pic:blipFill>
-                  <pic:spPr bwMode="auto">
-                    <a:xfrm>
-                      <a:off x="0" y="0"/>
-                      <a:ext cx="2108200" cy="19050"/>
-                    </a:xfrm>
-                    <a:prstGeom prst="rect">
-                      <a:avLst/>
-                    </a:prstGeom>
-                    <a:noFill/>
-                    <a:ln>
-                      <a:noFill/>
-                    </a:ln>
-                  </pic:spPr>
-                </pic:pic>
-              </a:graphicData>
-            </a:graphic>
-          </wp:anchor>
-        </w:drawing>
-      </w:r>
-    </w:p>
-    <w:p>
-      <w:pPr>
-        <w:spacing w:before="120" w:line="360" w:lineRule="exact"/>
-        <w:jc w:val="center"/>
-        <w:rPr>
-          <w:rFonts w:ascii="Times New Roman" w:hAnsi="Times New Roman"/>
-        </w:rPr>
-      </w:pPr>
-      <w:r>
-        <w:rPr>
           <w:rStyle w:val="Emphasis"/>
           <w:rFonts w:ascii="Times New Roman" w:hAnsi="Times New Roman"/>
           <w:i w:val="0"/>
@@ -578,10 +496,10 @@
     <w:p>
       <w:pPr>
         <w:pBdr>
-          <w:top w:val="single" w:sz="4" w:space="1" w:color="auto"/>
-          <w:left w:val="single" w:sz="4" w:space="4" w:color="auto"/>
-          <w:bottom w:val="single" w:sz="4" w:space="0" w:color="auto"/>
-          <w:right w:val="single" w:sz="4" w:space="0" w:color="auto"/>
+          <w:top w:val="single" w:color="auto" w:sz="4" w:space="1"/>
+          <w:left w:val="single" w:color="auto" w:sz="4" w:space="4"/>
+          <w:bottom w:val="single" w:color="auto" w:sz="4" w:space="0"/>
+          <w:right w:val="single" w:color="auto" w:sz="4" w:space="0"/>
         </w:pBdr>
         <w:spacing w:before="120" w:line="360" w:lineRule="exact"/>
         <w:jc w:val="center"/>
@@ -596,101 +514,6 @@
           <w:szCs w:val="26"/>
         </w:rPr>
         <w:t>Ý kiến chỉ đạo của Lãnh đạo MobiFone Đồng Nai</w:t>
-      </w:r>
-    </w:p>
-    <w:p>
-      <w:pPr>
-        <w:pBdr>
-          <w:top w:val="single" w:sz="4" w:space="1" w:color="auto"/>
-          <w:left w:val="single" w:sz="4" w:space="4" w:color="auto"/>
-          <w:bottom w:val="single" w:sz="4" w:space="0" w:color="auto"/>
-          <w:right w:val="single" w:sz="4" w:space="0" w:color="auto"/>
-        </w:pBdr>
-        <w:spacing w:before="120" w:line="360" w:lineRule="exact"/>
-        <w:jc w:val="center"/>
-        <w:rPr>
-          <w:rFonts w:ascii="Times New Roman" w:hAnsi="Times New Roman"/>
-        </w:rPr>
-      </w:pPr>
-      <w:r>
-        <w:rPr>
-          <w:rFonts w:ascii="Times New Roman" w:hAnsi="Times New Roman"/>
-        </w:rPr>
-        <w:t> </w:t>
-      </w:r>
-    </w:p>
-    <w:p>
-      <w:pPr>
-        <w:pBdr>
-          <w:top w:val="single" w:sz="4" w:space="1" w:color="auto"/>
-          <w:left w:val="single" w:sz="4" w:space="4" w:color="auto"/>
-          <w:bottom w:val="single" w:sz="4" w:space="0" w:color="auto"/>
-          <w:right w:val="single" w:sz="4" w:space="0" w:color="auto"/>
-        </w:pBdr>
-        <w:spacing w:before="120" w:line="360" w:lineRule="exact"/>
-        <w:jc w:val="center"/>
-        <w:rPr>
-          <w:rFonts w:ascii="Times New Roman" w:hAnsi="Times New Roman"/>
-        </w:rPr>
-      </w:pPr>
-      <w:r>
-        <w:rPr>
-          <w:rFonts w:ascii="Times New Roman" w:hAnsi="Times New Roman"/>
-          <w:szCs w:val="28"/>
-          <w:lang w:val="sv-SE"/>
-        </w:rPr>
-        <w:t> </w:t>
-      </w:r>
-    </w:p>
-    <w:p>
-      <w:pPr>
-        <w:pBdr>
-          <w:top w:val="single" w:sz="4" w:space="1" w:color="auto"/>
-          <w:left w:val="single" w:sz="4" w:space="4" w:color="auto"/>
-          <w:bottom w:val="single" w:sz="4" w:space="0" w:color="auto"/>
-          <w:right w:val="single" w:sz="4" w:space="0" w:color="auto"/>
-        </w:pBdr>
-        <w:spacing w:before="120" w:line="360" w:lineRule="exact"/>
-        <w:jc w:val="center"/>
-        <w:rPr>
-          <w:rFonts w:ascii="Times New Roman" w:hAnsi="Times New Roman"/>
-        </w:rPr>
-      </w:pPr>
-    </w:p>
-    <w:p>
-      <w:pPr>
-        <w:pBdr>
-          <w:top w:val="single" w:sz="4" w:space="1" w:color="auto"/>
-          <w:left w:val="single" w:sz="4" w:space="4" w:color="auto"/>
-          <w:bottom w:val="single" w:sz="4" w:space="0" w:color="auto"/>
-          <w:right w:val="single" w:sz="4" w:space="0" w:color="auto"/>
-        </w:pBdr>
-        <w:spacing w:before="120" w:line="360" w:lineRule="exact"/>
-        <w:jc w:val="center"/>
-        <w:rPr>
-          <w:rFonts w:ascii="Times New Roman" w:hAnsi="Times New Roman"/>
-        </w:rPr>
-      </w:pPr>
-    </w:p>
-    <w:p>
-      <w:pPr>
-        <w:pBdr>
-          <w:top w:val="single" w:sz="4" w:space="1" w:color="auto"/>
-          <w:left w:val="single" w:sz="4" w:space="4" w:color="auto"/>
-          <w:bottom w:val="single" w:sz="4" w:space="0" w:color="auto"/>
-          <w:right w:val="single" w:sz="4" w:space="0" w:color="auto"/>
-        </w:pBdr>
-        <w:spacing w:before="120" w:line="360" w:lineRule="exact"/>
-        <w:jc w:val="center"/>
-        <w:rPr>
-          <w:rFonts w:ascii="Times New Roman" w:hAnsi="Times New Roman"/>
-        </w:rPr>
-      </w:pPr>
-      <w:r>
-        <w:rPr>
-          <w:rFonts w:ascii="Times New Roman" w:hAnsi="Times New Roman"/>
-        </w:rPr>
-        <w:t> </w:t>
       </w:r>
     </w:p>
     <w:p>
@@ -1015,26 +838,6 @@
         </w:rPr>
         <w:t>Dịch vụ hỗ trợ bảo vệ, VHKT</w:t>
       </w:r>
-    </w:p>
-    <w:p>
-      <w:pPr>
-        <w:spacing w:before="120" w:after="120" w:line="276" w:lineRule="auto"/>
-        <w:jc w:val="both"/>
-        <w:rPr>
-          <w:rFonts w:ascii="Times New Roman" w:hAnsi="Times New Roman"/>
-          <w:szCs w:val="26"/>
-        </w:rPr>
-      </w:pPr>
-    </w:p>
-    <w:p>
-      <w:pPr>
-        <w:spacing w:before="120" w:after="120" w:line="276" w:lineRule="auto"/>
-        <w:jc w:val="both"/>
-        <w:rPr>
-          <w:rFonts w:ascii="Times New Roman" w:hAnsi="Times New Roman"/>
-          <w:szCs w:val="26"/>
-        </w:rPr>
-      </w:pPr>
     </w:p>
     <w:p>
       <w:pPr>
@@ -1060,7 +863,7 @@
           <w:lang w:val="vi-VN"/>
         </w:rPr>
         <w:lastRenderedPageBreak/>
-        <w:t xml:space="preserve">     </w:t>
+        <w:t xml:space="preserve"> </w:t>
       </w:r>
       <w:r>
         <w:rPr>
@@ -1125,14 +928,14 @@
           <w:szCs w:val="26"/>
           <w:lang w:val="vi-VN"/>
         </w:rPr>
-        <w:t xml:space="preserve"> {{NEW_PRICE}} đồng/tháng (bằng chữ: {{NEW_PRICE_TEXT}})</w:t>
-      </w:r>
-      <w:r>
-        <w:rPr>
-          <w:rFonts w:ascii="Times New Roman" w:hAnsi="Times New Roman"/>
-          <w:szCs w:val="26"/>
-        </w:rPr>
-        <w:t xml:space="preserve">với đơn giá chi tiết theo các hạng mục như sau:  </w:t>
+        <w:t xml:space="preserve"> {{NEW_PRICE}} đồng/tháng (bằng chữ: {{NEW_PRICE_TEXT}}) với</w:t>
+      </w:r>
+      <w:r>
+        <w:rPr>
+          <w:rFonts w:ascii="Times New Roman" w:hAnsi="Times New Roman"/>
+          <w:szCs w:val="26"/>
+        </w:rPr>
+        <w:t xml:space="preserve"> đơn giá chi tiết theo các hạng mục như sau: </w:t>
       </w:r>
     </w:p>
     <w:tbl>
@@ -1157,10 +960,10 @@
           <w:tcPr>
             <w:tcW w:w="1160" w:type="dxa"/>
             <w:tcBorders>
-              <w:top w:val="single" w:sz="4" w:space="0" w:color="auto"/>
-              <w:left w:val="single" w:sz="4" w:space="0" w:color="auto"/>
-              <w:bottom w:val="single" w:sz="4" w:space="0" w:color="auto"/>
-              <w:right w:val="single" w:sz="4" w:space="0" w:color="auto"/>
+              <w:top w:val="single" w:color="auto" w:sz="4" w:space="0"/>
+              <w:left w:val="single" w:color="auto" w:sz="4" w:space="0"/>
+              <w:bottom w:val="single" w:color="auto" w:sz="4" w:space="0"/>
+              <w:right w:val="single" w:color="auto" w:sz="4" w:space="0"/>
             </w:tcBorders>
             <w:vAlign w:val="center"/>
             <w:hideMark/>
@@ -1238,10 +1041,10 @@
           <w:tcPr>
             <w:tcW w:w="2435" w:type="dxa"/>
             <w:tcBorders>
-              <w:top w:val="single" w:sz="4" w:space="0" w:color="auto"/>
-              <w:left w:val="single" w:sz="4" w:space="0" w:color="auto"/>
-              <w:bottom w:val="single" w:sz="4" w:space="0" w:color="auto"/>
-              <w:right w:val="single" w:sz="4" w:space="0" w:color="auto"/>
+              <w:top w:val="single" w:color="auto" w:sz="4" w:space="0"/>
+              <w:left w:val="single" w:color="auto" w:sz="4" w:space="0"/>
+              <w:bottom w:val="single" w:color="auto" w:sz="4" w:space="0"/>
+              <w:right w:val="single" w:color="auto" w:sz="4" w:space="0"/>
             </w:tcBorders>
             <w:vAlign w:val="center"/>
             <w:hideMark/>
@@ -1275,10 +1078,10 @@
           <w:tcPr>
             <w:tcW w:w="2520" w:type="dxa"/>
             <w:tcBorders>
-              <w:top w:val="single" w:sz="4" w:space="0" w:color="auto"/>
-              <w:left w:val="single" w:sz="4" w:space="0" w:color="auto"/>
-              <w:bottom w:val="single" w:sz="4" w:space="0" w:color="auto"/>
-              <w:right w:val="single" w:sz="4" w:space="0" w:color="auto"/>
+              <w:top w:val="single" w:color="auto" w:sz="4" w:space="0"/>
+              <w:left w:val="single" w:color="auto" w:sz="4" w:space="0"/>
+              <w:bottom w:val="single" w:color="auto" w:sz="4" w:space="0"/>
+              <w:right w:val="single" w:color="auto" w:sz="4" w:space="0"/>
             </w:tcBorders>
             <w:vAlign w:val="center"/>
             <w:hideMark/>
@@ -1312,10 +1115,10 @@
           <w:tcPr>
             <w:tcW w:w="1620" w:type="dxa"/>
             <w:tcBorders>
-              <w:top w:val="single" w:sz="4" w:space="0" w:color="auto"/>
-              <w:left w:val="single" w:sz="4" w:space="0" w:color="auto"/>
-              <w:bottom w:val="single" w:sz="4" w:space="0" w:color="auto"/>
-              <w:right w:val="single" w:sz="4" w:space="0" w:color="auto"/>
+              <w:top w:val="single" w:color="auto" w:sz="4" w:space="0"/>
+              <w:left w:val="single" w:color="auto" w:sz="4" w:space="0"/>
+              <w:bottom w:val="single" w:color="auto" w:sz="4" w:space="0"/>
+              <w:right w:val="single" w:color="auto" w:sz="4" w:space="0"/>
             </w:tcBorders>
             <w:vAlign w:val="center"/>
             <w:hideMark/>
@@ -1355,10 +1158,10 @@
           <w:tcPr>
             <w:tcW w:w="1160" w:type="dxa"/>
             <w:tcBorders>
-              <w:top w:val="single" w:sz="4" w:space="0" w:color="auto"/>
-              <w:left w:val="single" w:sz="8" w:space="0" w:color="auto"/>
-              <w:bottom w:val="single" w:sz="8" w:space="0" w:color="auto"/>
-              <w:right w:val="single" w:sz="8" w:space="0" w:color="auto"/>
+              <w:top w:val="single" w:color="auto" w:sz="4" w:space="0"/>
+              <w:left w:val="single" w:color="auto" w:sz="8" w:space="0"/>
+              <w:bottom w:val="single" w:color="auto" w:sz="8" w:space="0"/>
+              <w:right w:val="single" w:color="auto" w:sz="8" w:space="0"/>
             </w:tcBorders>
             <w:vAlign w:val="center"/>
             <w:hideMark/>
@@ -1388,10 +1191,10 @@
           <w:tcPr>
             <w:tcW w:w="2435" w:type="dxa"/>
             <w:tcBorders>
-              <w:top w:val="single" w:sz="4" w:space="0" w:color="auto"/>
+              <w:top w:val="single" w:color="auto" w:sz="4" w:space="0"/>
               <w:left w:val="nil"/>
-              <w:bottom w:val="single" w:sz="8" w:space="0" w:color="auto"/>
-              <w:right w:val="single" w:sz="8" w:space="0" w:color="auto"/>
+              <w:bottom w:val="single" w:color="auto" w:sz="8" w:space="0"/>
+              <w:right w:val="single" w:color="auto" w:sz="8" w:space="0"/>
             </w:tcBorders>
             <w:vAlign w:val="center"/>
             <w:hideMark/>
@@ -1419,10 +1222,10 @@
           <w:tcPr>
             <w:tcW w:w="2520" w:type="dxa"/>
             <w:tcBorders>
-              <w:top w:val="single" w:sz="4" w:space="0" w:color="auto"/>
+              <w:top w:val="single" w:color="auto" w:sz="4" w:space="0"/>
               <w:left w:val="nil"/>
-              <w:bottom w:val="single" w:sz="8" w:space="0" w:color="auto"/>
-              <w:right w:val="single" w:sz="8" w:space="0" w:color="auto"/>
+              <w:bottom w:val="single" w:color="auto" w:sz="8" w:space="0"/>
+              <w:right w:val="single" w:color="auto" w:sz="8" w:space="0"/>
             </w:tcBorders>
             <w:vAlign w:val="center"/>
             <w:hideMark/>
@@ -1450,10 +1253,10 @@
           <w:tcPr>
             <w:tcW w:w="1620" w:type="dxa"/>
             <w:tcBorders>
-              <w:top w:val="single" w:sz="4" w:space="0" w:color="auto"/>
+              <w:top w:val="single" w:color="auto" w:sz="4" w:space="0"/>
               <w:left w:val="nil"/>
-              <w:bottom w:val="single" w:sz="8" w:space="0" w:color="auto"/>
-              <w:right w:val="single" w:sz="8" w:space="0" w:color="auto"/>
+              <w:bottom w:val="single" w:color="auto" w:sz="8" w:space="0"/>
+              <w:right w:val="single" w:color="auto" w:sz="8" w:space="0"/>
             </w:tcBorders>
             <w:vAlign w:val="center"/>
             <w:hideMark/>
@@ -1488,9 +1291,9 @@
             <w:tcW w:w="1160" w:type="dxa"/>
             <w:tcBorders>
               <w:top w:val="nil"/>
-              <w:left w:val="single" w:sz="8" w:space="0" w:color="auto"/>
-              <w:bottom w:val="single" w:sz="8" w:space="0" w:color="auto"/>
-              <w:right w:val="single" w:sz="8" w:space="0" w:color="auto"/>
+              <w:left w:val="single" w:color="auto" w:sz="8" w:space="0"/>
+              <w:bottom w:val="single" w:color="auto" w:sz="8" w:space="0"/>
+              <w:right w:val="single" w:color="auto" w:sz="8" w:space="0"/>
             </w:tcBorders>
             <w:vAlign w:val="center"/>
             <w:hideMark/>
@@ -1519,8 +1322,8 @@
             <w:tcBorders>
               <w:top w:val="nil"/>
               <w:left w:val="nil"/>
-              <w:bottom w:val="single" w:sz="4" w:space="0" w:color="auto"/>
-              <w:right w:val="single" w:sz="8" w:space="0" w:color="auto"/>
+              <w:bottom w:val="single" w:color="auto" w:sz="4" w:space="0"/>
+              <w:right w:val="single" w:color="auto" w:sz="8" w:space="0"/>
             </w:tcBorders>
             <w:vAlign w:val="center"/>
             <w:hideMark/>
@@ -1551,8 +1354,8 @@
             <w:tcBorders>
               <w:top w:val="nil"/>
               <w:left w:val="nil"/>
-              <w:bottom w:val="single" w:sz="4" w:space="0" w:color="auto"/>
-              <w:right w:val="single" w:sz="8" w:space="0" w:color="auto"/>
+              <w:bottom w:val="single" w:color="auto" w:sz="4" w:space="0"/>
+              <w:right w:val="single" w:color="auto" w:sz="8" w:space="0"/>
             </w:tcBorders>
             <w:vAlign w:val="center"/>
             <w:hideMark/>
@@ -1581,8 +1384,8 @@
             <w:tcBorders>
               <w:top w:val="nil"/>
               <w:left w:val="nil"/>
-              <w:bottom w:val="single" w:sz="4" w:space="0" w:color="auto"/>
-              <w:right w:val="single" w:sz="8" w:space="0" w:color="auto"/>
+              <w:bottom w:val="single" w:color="auto" w:sz="4" w:space="0"/>
+              <w:right w:val="single" w:color="auto" w:sz="8" w:space="0"/>
             </w:tcBorders>
             <w:vAlign w:val="center"/>
             <w:hideMark/>
@@ -1616,9 +1419,9 @@
             <w:tcW w:w="1160" w:type="dxa"/>
             <w:tcBorders>
               <w:top w:val="nil"/>
-              <w:left w:val="single" w:sz="8" w:space="0" w:color="auto"/>
-              <w:bottom w:val="single" w:sz="8" w:space="0" w:color="auto"/>
-              <w:right w:val="single" w:sz="4" w:space="0" w:color="auto"/>
+              <w:left w:val="single" w:color="auto" w:sz="8" w:space="0"/>
+              <w:bottom w:val="single" w:color="auto" w:sz="8" w:space="0"/>
+              <w:right w:val="single" w:color="auto" w:sz="4" w:space="0"/>
             </w:tcBorders>
             <w:vAlign w:val="center"/>
             <w:hideMark/>
@@ -1652,10 +1455,10 @@
           <w:tcPr>
             <w:tcW w:w="2435" w:type="dxa"/>
             <w:tcBorders>
-              <w:top w:val="single" w:sz="4" w:space="0" w:color="auto"/>
-              <w:left w:val="single" w:sz="4" w:space="0" w:color="auto"/>
-              <w:bottom w:val="single" w:sz="4" w:space="0" w:color="auto"/>
-              <w:right w:val="single" w:sz="4" w:space="0" w:color="auto"/>
+              <w:top w:val="single" w:color="auto" w:sz="4" w:space="0"/>
+              <w:left w:val="single" w:color="auto" w:sz="4" w:space="0"/>
+              <w:bottom w:val="single" w:color="auto" w:sz="4" w:space="0"/>
+              <w:right w:val="single" w:color="auto" w:sz="4" w:space="0"/>
             </w:tcBorders>
             <w:vAlign w:val="center"/>
             <w:hideMark/>
@@ -1683,10 +1486,10 @@
           <w:tcPr>
             <w:tcW w:w="2520" w:type="dxa"/>
             <w:tcBorders>
-              <w:top w:val="single" w:sz="4" w:space="0" w:color="auto"/>
-              <w:left w:val="single" w:sz="4" w:space="0" w:color="auto"/>
-              <w:bottom w:val="single" w:sz="4" w:space="0" w:color="auto"/>
-              <w:right w:val="single" w:sz="4" w:space="0" w:color="auto"/>
+              <w:top w:val="single" w:color="auto" w:sz="4" w:space="0"/>
+              <w:left w:val="single" w:color="auto" w:sz="4" w:space="0"/>
+              <w:bottom w:val="single" w:color="auto" w:sz="4" w:space="0"/>
+              <w:right w:val="single" w:color="auto" w:sz="4" w:space="0"/>
             </w:tcBorders>
             <w:vAlign w:val="center"/>
             <w:hideMark/>
@@ -1714,10 +1517,10 @@
           <w:tcPr>
             <w:tcW w:w="1620" w:type="dxa"/>
             <w:tcBorders>
-              <w:top w:val="single" w:sz="4" w:space="0" w:color="auto"/>
-              <w:left w:val="single" w:sz="4" w:space="0" w:color="auto"/>
-              <w:bottom w:val="single" w:sz="4" w:space="0" w:color="auto"/>
-              <w:right w:val="single" w:sz="4" w:space="0" w:color="auto"/>
+              <w:top w:val="single" w:color="auto" w:sz="4" w:space="0"/>
+              <w:left w:val="single" w:color="auto" w:sz="4" w:space="0"/>
+              <w:bottom w:val="single" w:color="auto" w:sz="4" w:space="0"/>
+              <w:right w:val="single" w:color="auto" w:sz="4" w:space="0"/>
             </w:tcBorders>
             <w:vAlign w:val="center"/>
             <w:hideMark/>
@@ -1745,18 +1548,6 @@
     </w:tbl>
     <w:p>
       <w:pPr>
-        <w:spacing w:before="120" w:line="360" w:lineRule="exact"/>
-        <w:ind w:firstLine="720"/>
-        <w:jc w:val="both"/>
-        <w:rPr>
-          <w:rFonts w:ascii="Times New Roman" w:hAnsi="Times New Roman"/>
-          <w:sz w:val="28"/>
-          <w:szCs w:val="28"/>
-        </w:rPr>
-      </w:pPr>
-    </w:p>
-    <w:p>
-      <w:pPr>
         <w:pStyle w:val="ListParagraph"/>
         <w:numPr>
           <w:ilvl w:val="0"/>
@@ -1830,30 +1621,6 @@
           <w:lang w:val="vi-VN"/>
         </w:rPr>
         <w:t>Viễn thông có cơ sở thực hiện./.</w:t>
-      </w:r>
-    </w:p>
-    <w:p>
-      <w:pPr>
-        <w:tabs>
-          <w:tab w:val="left" w:pos="426"/>
-          <w:tab w:val="left" w:pos="810"/>
-          <w:tab w:val="left" w:pos="3240"/>
-        </w:tabs>
-        <w:spacing w:before="120" w:line="360" w:lineRule="exact"/>
-        <w:ind w:left="540" w:firstLine="720"/>
-        <w:jc w:val="both"/>
-        <w:rPr>
-          <w:rFonts w:ascii="Times New Roman" w:hAnsi="Times New Roman"/>
-          <w:sz w:val="28"/>
-          <w:szCs w:val="28"/>
-        </w:rPr>
-      </w:pPr>
-      <w:r>
-        <w:rPr>
-          <w:rFonts w:ascii="Times New Roman" w:hAnsi="Times New Roman"/>
-          <w:szCs w:val="28"/>
-        </w:rPr>
-        <w:t> </w:t>
       </w:r>
     </w:p>
     <w:tbl>
@@ -2167,7 +1934,7 @@
                 <w:rFonts w:ascii="Times New Roman" w:hAnsi="Times New Roman"/>
                 <w:szCs w:val="28"/>
               </w:rPr>
-              <w:t xml:space="preserve">    </w:t>
+              <w:t xml:space="preserve"> </w:t>
             </w:r>
           </w:p>
         </w:tc>
@@ -2224,22 +1991,6 @@
         </w:tc>
       </w:tr>
     </w:tbl>
-    <w:p>
-      <w:pPr>
-        <w:tabs>
-          <w:tab w:val="left" w:pos="426"/>
-          <w:tab w:val="left" w:pos="810"/>
-          <w:tab w:val="left" w:pos="3240"/>
-        </w:tabs>
-        <w:spacing w:before="120" w:line="360" w:lineRule="exact"/>
-        <w:jc w:val="both"/>
-        <w:rPr>
-          <w:rFonts w:ascii="Times New Roman" w:hAnsi="Times New Roman"/>
-          <w:sz w:val="28"/>
-          <w:szCs w:val="28"/>
-        </w:rPr>
-      </w:pPr>
-    </w:p>
     <w:tbl>
       <w:tblPr>
         <w:tblpPr w:leftFromText="180" w:rightFromText="180" w:vertAnchor="text" w:horzAnchor="margin" w:tblpXSpec="center" w:tblpY="-832"/>
@@ -2353,7 +2104,7 @@
               <mc:AlternateContent>
                 <mc:Choice Requires="wps">
                   <w:drawing>
-                    <wp:anchor distT="4294967294" distB="4294967294" distL="114300" distR="114300" simplePos="0" relativeHeight="251667456" behindDoc="0" locked="0" layoutInCell="1" allowOverlap="1" wp14:anchorId="49CCB699" wp14:editId="4D85D922">
+                    <wp:anchor distT="4294967294" distB="4294967294" distL="114300" distR="114300" simplePos="0" relativeHeight="251667456" behindDoc="0" locked="0" layoutInCell="1" allowOverlap="1" wp14:editId="4D85D922" wp14:anchorId="49CCB699">
                       <wp:simplePos x="0" y="0"/>
                       <wp:positionH relativeFrom="column">
                         <wp:posOffset>776605</wp:posOffset>
@@ -2414,11 +2165,11 @@
                 </mc:Choice>
                 <mc:Fallback>
                   <w:pict>
-                    <v:shapetype w14:anchorId="631B8ED6" id="_x0000_t32" coordsize="21600,21600" o:spt="32" o:oned="t" path="m,l21600,21600e" filled="f">
-                      <v:path arrowok="t" fillok="f" o:connecttype="none"/>
+                    <v:shapetype id="_x0000_t32" coordsize="21600,21600" o:oned="t" filled="f" o:spt="32" path="m,l21600,21600e" w14:anchorId="631B8ED6">
+                      <v:path fillok="f" arrowok="t" o:connecttype="none"/>
                       <o:lock v:ext="edit" shapetype="t"/>
                     </v:shapetype>
-                    <v:shape id="Straight Arrow Connector 1977137422" o:spid="_x0000_s1026" type="#_x0000_t32" style="position:absolute;margin-left:61.15pt;margin-top:19.7pt;width:132pt;height:0;z-index:251667456;visibility:visible;mso-wrap-style:square;mso-width-percent:0;mso-height-percent:0;mso-wrap-distance-left:9pt;mso-wrap-distance-top:-6e-5mm;mso-wrap-distance-right:9pt;mso-wrap-distance-bottom:-6e-5mm;mso-position-horizontal:absolute;mso-position-horizontal-relative:text;mso-position-vertical:absolute;mso-position-vertical-relative:text;mso-width-percent:0;mso-height-percent:0;mso-width-relative:page;mso-height-relative:page" o:gfxdata="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"/>
+                    <v:shape id="Straight Arrow Connector 1977137422" style="position:absolute;margin-left:61.15pt;margin-top:19.7pt;width:132pt;height:0;z-index:251667456;visibility:visible;mso-wrap-style:square;mso-width-percent:0;mso-height-percent:0;mso-wrap-distance-left:9pt;mso-wrap-distance-top:-6e-5mm;mso-wrap-distance-right:9pt;mso-wrap-distance-bottom:-6e-5mm;mso-position-horizontal:absolute;mso-position-horizontal-relative:text;mso-position-vertical:absolute;mso-position-vertical-relative:text;mso-width-percent:0;mso-height-percent:0;mso-width-relative:page;mso-height-relative:page" o:spid="_x0000_s1026" type="#_x0000_t32" o:gfxdata="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"/>
                   </w:pict>
                 </mc:Fallback>
               </mc:AlternateContent>
@@ -2462,7 +2213,7 @@
               <mc:AlternateContent>
                 <mc:Choice Requires="wps">
                   <w:drawing>
-                    <wp:anchor distT="4294967294" distB="4294967294" distL="114300" distR="114300" simplePos="0" relativeHeight="251666432" behindDoc="0" locked="0" layoutInCell="1" allowOverlap="1" wp14:anchorId="22E7C71E" wp14:editId="30CE949A">
+                    <wp:anchor distT="4294967294" distB="4294967294" distL="114300" distR="114300" simplePos="0" relativeHeight="251666432" behindDoc="0" locked="0" layoutInCell="1" allowOverlap="1" wp14:editId="30CE949A" wp14:anchorId="22E7C71E">
                       <wp:simplePos x="0" y="0"/>
                       <wp:positionH relativeFrom="column">
                         <wp:posOffset>764540</wp:posOffset>
@@ -2523,7 +2274,7 @@
                 </mc:Choice>
                 <mc:Fallback>
                   <w:pict>
-                    <v:shape w14:anchorId="3582894D" id="Straight Arrow Connector 2093591429" o:spid="_x0000_s1026" type="#_x0000_t32" style="position:absolute;margin-left:60.2pt;margin-top:4.05pt;width:124.8pt;height:0;z-index:251666432;visibility:visible;mso-wrap-style:square;mso-width-percent:0;mso-height-percent:0;mso-wrap-distance-left:9pt;mso-wrap-distance-top:-6e-5mm;mso-wrap-distance-right:9pt;mso-wrap-distance-bottom:-6e-5mm;mso-position-horizontal:absolute;mso-position-horizontal-relative:text;mso-position-vertical:absolute;mso-position-vertical-relative:text;mso-width-percent:0;mso-height-percent:0;mso-width-relative:page;mso-height-relative:page" o:gfxdata="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"/>
+                    <v:shape id="Straight Arrow Connector 2093591429" style="position:absolute;margin-left:60.2pt;margin-top:4.05pt;width:124.8pt;height:0;z-index:251666432;visibility:visible;mso-wrap-style:square;mso-width-percent:0;mso-height-percent:0;mso-wrap-distance-left:9pt;mso-wrap-distance-top:-6e-5mm;mso-wrap-distance-right:9pt;mso-wrap-distance-bottom:-6e-5mm;mso-position-horizontal:absolute;mso-position-horizontal-relative:text;mso-position-vertical:absolute;mso-position-vertical-relative:text;mso-width-percent:0;mso-height-percent:0;mso-width-relative:page;mso-height-relative:page" o:spid="_x0000_s1026" type="#_x0000_t32" o:gfxdata="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" w14:anchorId="3582894D"/>
                   </w:pict>
                 </mc:Fallback>
               </mc:AlternateContent>
@@ -2552,6 +2303,14 @@
     </w:tbl>
     <w:p>
       <w:pPr>
+        <w:spacing w:before="0" w:after="0"/>
+      </w:pPr>
+      <w:r>
+        <w:t>{#IS_TRONG_KHUNG}</w:t>
+      </w:r>
+    </w:p>
+    <w:p>
+      <w:pPr>
         <w:pStyle w:val="NormalWeb"/>
         <w:spacing w:before="0" w:beforeAutospacing="0" w:after="0" w:afterAutospacing="0"/>
         <w:jc w:val="center"/>
@@ -2601,12 +2360,22 @@
       <w:pPr>
         <w:pStyle w:val="NormalWeb"/>
         <w:spacing w:before="0" w:beforeAutospacing="0" w:after="0" w:afterAutospacing="0"/>
-        <w:jc w:val="center"/>
-        <w:rPr>
+        <w:ind w:firstLine="709"/>
+        <w:jc w:val="both"/>
+        <w:rPr>
+          <w:bCs/>
           <w:sz w:val="26"/>
           <w:szCs w:val="26"/>
         </w:rPr>
       </w:pPr>
+      <w:r>
+        <w:rPr>
+          <w:rFonts w:eastAsia="Times New Roman"/>
+          <w:bCs/>
+          <w:sz w:val="26"/>
+        </w:rPr>
+        <w:t>Căn cứ vào hợp đồng số {{CONTRACT_NO}} ký ngày {{CONTRACT_DATE}} giữa Trung tâm mạng lưới MobiFone miền Nam và Ông/Bà {{OWNER_NAME}} về việc thuê vị trí đặt trạm điện thoại di động tại: {{ADDRESS_OLD}} (ID trạm: {{SITE_ID}}).</w:t>
+      </w:r>
     </w:p>
     <w:p>
       <w:pPr>
@@ -2615,27 +2384,6 @@
         <w:ind w:firstLine="709"/>
         <w:jc w:val="both"/>
         <w:rPr>
-          <w:bCs/>
-          <w:sz w:val="26"/>
-          <w:szCs w:val="26"/>
-        </w:rPr>
-      </w:pPr>
-      <w:r>
-        <w:rPr>
-          <w:rFonts w:eastAsia="Times New Roman"/>
-          <w:bCs/>
-          <w:sz w:val="26"/>
-        </w:rPr>
-        <w:t>Căn cứ vào hợp đồng số {{CONTRACT_NO}} ký ngày {{CONTRACT_DATE}} giữa Trung tâm mạng lưới MobiFone miền Nam và Ông/Bà {{OWNER_NAME}} về việc thuê vị trí đặt trạm điện thoại di động tại: {{ADDRESS_OLD}} (ID trạm: {{SITE_ID}}).</w:t>
-      </w:r>
-    </w:p>
-    <w:p>
-      <w:pPr>
-        <w:pStyle w:val="NormalWeb"/>
-        <w:spacing w:before="0" w:beforeAutospacing="0" w:after="0" w:afterAutospacing="0"/>
-        <w:ind w:firstLine="709"/>
-        <w:jc w:val="both"/>
-        <w:rPr>
           <w:sz w:val="26"/>
           <w:szCs w:val="26"/>
         </w:rPr>
@@ -2653,7 +2401,7 @@
           <w:sz w:val="26"/>
           <w:szCs w:val="26"/>
         </w:rPr>
-        <w:t xml:space="preserve"> Hôm nay, ngày        tháng          năm   202</w:t>
+        <w:t xml:space="preserve"> Hôm nay, ngày        tháng          năm 202</w:t>
       </w:r>
       <w:r>
         <w:rPr>
@@ -2668,14 +2416,14 @@
           <w:sz w:val="26"/>
           <w:szCs w:val="26"/>
         </w:rPr>
-        <w:t xml:space="preserve">  tại </w:t>
+        <w:t xml:space="preserve"> tại</w:t>
       </w:r>
       <w:r>
         <w:rPr>
           <w:sz w:val="26"/>
           <w:szCs w:val="28"/>
         </w:rPr>
-        <w:t xml:space="preserve">tại </w:t>
+        <w:t xml:space="preserve"> </w:t>
       </w:r>
       <w:r>
         <w:rPr>
@@ -2856,8 +2604,8 @@
                 <w:szCs w:val="26"/>
               </w:rPr>
             </w:pPr>
-            <w:bookmarkStart w:id="0" w:name="_Hlk65570467"/>
-            <w:bookmarkStart w:id="1" w:name="_Hlk76457538"/>
+            <w:bookmarkStart w:name="_Hlk65570467" w:id="0"/>
+            <w:bookmarkStart w:name="_Hlk76457538" w:id="1"/>
             <w:r>
               <w:rPr>
                 <w:rFonts w:ascii="Times New Roman" w:hAnsi="Times New Roman"/>
@@ -3006,7 +2754,7 @@
             <w:r>
               <w:rPr>
                 <w:rStyle w:val="Emphasis"/>
-                <w:rFonts w:ascii="Times New Roman" w:eastAsiaTheme="majorEastAsia" w:hAnsi="Times New Roman"/>
+                <w:rFonts w:ascii="Times New Roman" w:hAnsi="Times New Roman" w:eastAsiaTheme="majorEastAsia"/>
                 <w:b/>
                 <w:bCs/>
                 <w:i w:val="0"/>
@@ -3387,17 +3135,6 @@
         <w:t>3/ Biên bản này được lập thành 02 bản, mỗi bên giữ 01 bản có giá trị pháp lý như nhau</w:t>
       </w:r>
     </w:p>
-    <w:p>
-      <w:pPr>
-        <w:spacing w:before="120" w:line="320" w:lineRule="exact"/>
-        <w:jc w:val="both"/>
-        <w:rPr>
-          <w:rFonts w:ascii="Times New Roman" w:hAnsi="Times New Roman"/>
-          <w:sz w:val="28"/>
-          <w:szCs w:val="28"/>
-        </w:rPr>
-      </w:pPr>
-    </w:p>
     <w:tbl>
       <w:tblPr>
         <w:tblW w:w="10440" w:type="dxa"/>
@@ -3453,7 +3190,7 @@
                 <w:rFonts w:ascii="Times New Roman" w:hAnsi="Times New Roman"/>
                 <w:szCs w:val="28"/>
               </w:rPr>
-              <w:t xml:space="preserve">                 </w:t>
+              <w:t xml:space="preserve">             </w:t>
             </w:r>
           </w:p>
           <w:p>
@@ -3637,11 +3374,6 @@
         </w:tc>
       </w:tr>
     </w:tbl>
-    <w:p>
-      <w:r>
-        <w:br w:type="page"/>
-      </w:r>
-    </w:p>
     <w:tbl>
       <w:tblPr>
         <w:tblpPr w:leftFromText="180" w:rightFromText="180" w:vertAnchor="text" w:horzAnchor="margin" w:tblpXSpec="center" w:tblpY="-832"/>
@@ -3755,7 +3487,7 @@
               <mc:AlternateContent>
                 <mc:Choice Requires="wps">
                   <w:drawing>
-                    <wp:anchor distT="4294967294" distB="4294967294" distL="114300" distR="114300" simplePos="0" relativeHeight="251664384" behindDoc="0" locked="0" layoutInCell="1" allowOverlap="1" wp14:anchorId="69335A19" wp14:editId="721454E2">
+                    <wp:anchor distT="4294967294" distB="4294967294" distL="114300" distR="114300" simplePos="0" relativeHeight="251664384" behindDoc="0" locked="0" layoutInCell="1" allowOverlap="1" wp14:editId="721454E2" wp14:anchorId="69335A19">
                       <wp:simplePos x="0" y="0"/>
                       <wp:positionH relativeFrom="column">
                         <wp:posOffset>776605</wp:posOffset>
@@ -3816,7 +3548,7 @@
                 </mc:Choice>
                 <mc:Fallback>
                   <w:pict>
-                    <v:shape w14:anchorId="18EC2693" id="Straight Arrow Connector 4" o:spid="_x0000_s1026" type="#_x0000_t32" style="position:absolute;margin-left:61.15pt;margin-top:19.7pt;width:132pt;height:0;z-index:251664384;visibility:visible;mso-wrap-style:square;mso-width-percent:0;mso-height-percent:0;mso-wrap-distance-left:9pt;mso-wrap-distance-top:-6e-5mm;mso-wrap-distance-right:9pt;mso-wrap-distance-bottom:-6e-5mm;mso-position-horizontal:absolute;mso-position-horizontal-relative:text;mso-position-vertical:absolute;mso-position-vertical-relative:text;mso-width-percent:0;mso-height-percent:0;mso-width-relative:page;mso-height-relative:page" o:gfxdata="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"/>
+                    <v:shape id="Straight Arrow Connector 4" style="position:absolute;margin-left:61.15pt;margin-top:19.7pt;width:132pt;height:0;z-index:251664384;visibility:visible;mso-wrap-style:square;mso-width-percent:0;mso-height-percent:0;mso-wrap-distance-left:9pt;mso-wrap-distance-top:-6e-5mm;mso-wrap-distance-right:9pt;mso-wrap-distance-bottom:-6e-5mm;mso-position-horizontal:absolute;mso-position-horizontal-relative:text;mso-position-vertical:absolute;mso-position-vertical-relative:text;mso-width-percent:0;mso-height-percent:0;mso-width-relative:page;mso-height-relative:page" o:spid="_x0000_s1026" type="#_x0000_t32" o:gfxdata="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" w14:anchorId="18EC2693"/>
                   </w:pict>
                 </mc:Fallback>
               </mc:AlternateContent>
@@ -3860,7 +3592,7 @@
               <mc:AlternateContent>
                 <mc:Choice Requires="wps">
                   <w:drawing>
-                    <wp:anchor distT="4294967294" distB="4294967294" distL="114300" distR="114300" simplePos="0" relativeHeight="251663360" behindDoc="0" locked="0" layoutInCell="1" allowOverlap="1" wp14:anchorId="11096036" wp14:editId="2FBC9FB5">
+                    <wp:anchor distT="4294967294" distB="4294967294" distL="114300" distR="114300" simplePos="0" relativeHeight="251663360" behindDoc="0" locked="0" layoutInCell="1" allowOverlap="1" wp14:editId="2FBC9FB5" wp14:anchorId="11096036">
                       <wp:simplePos x="0" y="0"/>
                       <wp:positionH relativeFrom="column">
                         <wp:posOffset>764540</wp:posOffset>
@@ -3921,7 +3653,7 @@
                 </mc:Choice>
                 <mc:Fallback>
                   <w:pict>
-                    <v:shape w14:anchorId="0680D1E1" id="Straight Arrow Connector 5" o:spid="_x0000_s1026" type="#_x0000_t32" style="position:absolute;margin-left:60.2pt;margin-top:4.05pt;width:124.8pt;height:0;z-index:251663360;visibility:visible;mso-wrap-style:square;mso-width-percent:0;mso-height-percent:0;mso-wrap-distance-left:9pt;mso-wrap-distance-top:-6e-5mm;mso-wrap-distance-right:9pt;mso-wrap-distance-bottom:-6e-5mm;mso-position-horizontal:absolute;mso-position-horizontal-relative:text;mso-position-vertical:absolute;mso-position-vertical-relative:text;mso-width-percent:0;mso-height-percent:0;mso-width-relative:page;mso-height-relative:page" o:gfxdata="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"/>
+                    <v:shape id="Straight Arrow Connector 5" style="position:absolute;margin-left:60.2pt;margin-top:4.05pt;width:124.8pt;height:0;z-index:251663360;visibility:visible;mso-wrap-style:square;mso-width-percent:0;mso-height-percent:0;mso-wrap-distance-left:9pt;mso-wrap-distance-top:-6e-5mm;mso-wrap-distance-right:9pt;mso-wrap-distance-bottom:-6e-5mm;mso-position-horizontal:absolute;mso-position-horizontal-relative:text;mso-position-vertical:absolute;mso-position-vertical-relative:text;mso-width-percent:0;mso-height-percent:0;mso-width-relative:page;mso-height-relative:page" o:spid="_x0000_s1026" type="#_x0000_t32" o:gfxdata="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" w14:anchorId="0680D1E1"/>
                   </w:pict>
                 </mc:Fallback>
               </mc:AlternateContent>
@@ -4003,7 +3735,7 @@
       </w:r>
       <w:r>
         <w:rPr>
-          <w:rFonts w:ascii="Times New Roman" w:eastAsiaTheme="majorEastAsia" w:hAnsi="Times New Roman"/>
+          <w:rFonts w:ascii="Times New Roman" w:hAnsi="Times New Roman" w:eastAsiaTheme="majorEastAsia"/>
           <w:szCs w:val="28"/>
         </w:rPr>
         <w:t xml:space="preserve"> </w:t>
@@ -4102,7 +3834,7 @@
           <w:lang w:val="vi-VN"/>
         </w:rPr>
       </w:pPr>
-      <w:bookmarkStart w:id="2" w:name="_Hlk76390970"/>
+      <w:bookmarkStart w:name="_Hlk76390970" w:id="2"/>
       <w:r>
         <w:rPr>
           <w:rFonts w:ascii="Times New Roman" w:hAnsi="Times New Roman"/>
@@ -4116,7 +3848,7 @@
       <w:bookmarkEnd w:id="2"/>
       <w:r>
         <w:rPr>
-          <w:rFonts w:ascii="Times New Roman" w:eastAsiaTheme="minorEastAsia" w:hAnsi="Times New Roman"/>
+          <w:rFonts w:ascii="Times New Roman" w:hAnsi="Times New Roman" w:eastAsiaTheme="minorEastAsia"/>
           <w:bCs/>
           <w:i/>
           <w:szCs w:val="28"/>
@@ -4126,7 +3858,7 @@
       </w:r>
       <w:r>
         <w:rPr>
-          <w:rFonts w:ascii="Times New Roman" w:eastAsiaTheme="minorEastAsia" w:hAnsi="Times New Roman"/>
+          <w:rFonts w:ascii="Times New Roman" w:hAnsi="Times New Roman" w:eastAsiaTheme="minorEastAsia"/>
           <w:b/>
           <w:i/>
           <w:szCs w:val="28"/>
@@ -4134,20 +3866,6 @@
         </w:rPr>
         <w:t>HĐ-MBF.ĐNa-VT</w:t>
       </w:r>
-    </w:p>
-    <w:p>
-      <w:pPr>
-        <w:widowControl w:val="0"/>
-        <w:jc w:val="center"/>
-        <w:rPr>
-          <w:rFonts w:ascii="Times New Roman" w:hAnsi="Times New Roman"/>
-          <w:b/>
-          <w:bCs/>
-          <w:sz w:val="28"/>
-          <w:szCs w:val="28"/>
-          <w:lang w:val="vi-VN"/>
-        </w:rPr>
-      </w:pPr>
     </w:p>
     <w:p>
       <w:pPr>
@@ -4544,7 +4262,7 @@
           <w:rFonts w:ascii="Times New Roman" w:hAnsi="Times New Roman"/>
           <w:szCs w:val="26"/>
         </w:rPr>
-        <w:t xml:space="preserve">Điện thọai   </w:t>
+        <w:t xml:space="preserve">Điện thoại </w:t>
       </w:r>
       <w:r>
         <w:rPr>
@@ -4759,7 +4477,7 @@
       <w:r>
         <w:rPr>
           <w:rStyle w:val="Emphasis"/>
-          <w:rFonts w:ascii="Times New Roman" w:eastAsiaTheme="majorEastAsia" w:hAnsi="Times New Roman"/>
+          <w:rFonts w:ascii="Times New Roman" w:hAnsi="Times New Roman" w:eastAsiaTheme="majorEastAsia"/>
           <w:b/>
           <w:bCs/>
           <w:i w:val="0"/>
@@ -5728,7 +5446,7 @@
           <w:szCs w:val="26"/>
           <w:lang w:val="da-DK"/>
         </w:rPr>
-        <w:t>, cở sở hạ tầng trạm BTS</w:t>
+        <w:t xml:space="preserve">, cơ sở hạ tầng trạm BTS</w:t>
       </w:r>
       <w:r>
         <w:rPr>
@@ -6035,7 +5753,7 @@
           <w:sz w:val="26"/>
           <w:szCs w:val="26"/>
         </w:rPr>
-        <w:t xml:space="preserve">  1. Thời hạn thuê: Từ ngày {{START_DATE}} đến ngày </w:t>
+        <w:t xml:space="preserve"> 1. Thời hạn thuê: Từ ngày {{START_DATE}} đến ngày </w:t>
       </w:r>
       <w:r>
         <w:rPr>
@@ -6420,7 +6138,7 @@
           <w:lang w:val="vi-VN"/>
         </w:rPr>
         <w:lastRenderedPageBreak/>
-        <w:t>Trường hợp thay đổi thông tin tài khoản nhận thanh toán, Bên B phải báo trước bằng văn bản cho bên A chậm nhất là 30 ngày trước khi đến hạn của chu kỳ thanh toán kế tiếp và hai bên sẽ tiến hành ký phụ lục điều chỉnh thông tin tài khoản nhận tiền  thanh toán.</w:t>
+        <w:t>Trường hợp thay đổi thông tin tài khoản nhận thanh toán, Bên B phải báo trước bằng văn bản cho bên A chậm nhất là 30 ngày trước khi đến hạn của chu kỳ thanh toán kế tiếp và hai bên sẽ tiến hành ký phụ lục điều chỉnh thông tin tài khoản nhận tiền thanh toán.</w:t>
       </w:r>
     </w:p>
     <w:p>
@@ -6570,19 +6288,6 @@
         </w:rPr>
         <w:t>thể:</w:t>
       </w:r>
-    </w:p>
-    <w:p>
-      <w:pPr>
-        <w:pStyle w:val="ListParagraph"/>
-        <w:spacing w:before="120" w:line="320" w:lineRule="exact"/>
-        <w:jc w:val="both"/>
-        <w:rPr>
-          <w:rFonts w:ascii="Times New Roman" w:hAnsi="Times New Roman"/>
-          <w:i/>
-          <w:szCs w:val="26"/>
-          <w:lang w:val="en-SG"/>
-        </w:rPr>
-      </w:pPr>
     </w:p>
     <w:tbl>
       <w:tblPr>
@@ -6623,22 +6328,6 @@
     <w:p>
       <w:pPr>
         <w:widowControl w:val="0"/>
-        <w:spacing w:before="120" w:line="360" w:lineRule="atLeast"/>
-        <w:ind w:firstLine="720"/>
-        <w:jc w:val="both"/>
-        <w:rPr>
-          <w:rFonts w:ascii="Times New Roman" w:hAnsi="Times New Roman"/>
-          <w:bCs/>
-          <w:iCs/>
-          <w:spacing w:val="-2"/>
-          <w:szCs w:val="26"/>
-          <w:lang w:val="da-DK"/>
-        </w:rPr>
-      </w:pPr>
-    </w:p>
-    <w:p>
-      <w:pPr>
-        <w:widowControl w:val="0"/>
         <w:spacing w:before="120"/>
         <w:ind w:firstLine="720"/>
         <w:jc w:val="both"/>
@@ -6780,7 +6469,7 @@
         <w:tab/>
         <w:t xml:space="preserve">: </w:t>
       </w:r>
-      <w:bookmarkStart w:id="3" w:name="_Hlk220074608"/>
+      <w:bookmarkStart w:name="_Hlk220074608" w:id="3"/>
       <w:r>
         <w:rPr>
           <w:rFonts w:ascii="Times New Roman" w:hAnsi="Times New Roman"/>
@@ -7378,7 +7067,7 @@
           <w:szCs w:val="26"/>
           <w:lang w:val="da-DK"/>
         </w:rPr>
-        <w:t>- Trong mọi trường hợp (ngoại trừ bất khả kháng, trở ngại khách quan theo luật định), Bên A không được gây gián đoạn hoạt động bình thường của trạm thu 8 phát sóng và/hoặc cản trở cán bộ kỹ thuật của Bên B thực hiện công việc vận hành khai thác và ứng cứu thông tin tại trạm.</w:t>
+        <w:t xml:space="preserve">- Trong mọi trường hợp (ngoại trừ bất khả kháng, trở ngại khách quan theo luật định), Bên A không được gây gián đoạn hoạt động bình thường của trạm thu phát sóng và/hoặc cản trở cán bộ kỹ thuật của Bên B thực hiện công việc vận hành khai thác và ứng cứu thông tin tại trạm.</w:t>
       </w:r>
     </w:p>
     <w:p>
@@ -7812,7 +7501,7 @@
           <w:szCs w:val="26"/>
           <w:lang w:val="vi-VN"/>
         </w:rPr>
-        <w:t xml:space="preserve">.  </w:t>
+        <w:t xml:space="preserve">. </w:t>
       </w:r>
       <w:r>
         <w:rPr>
@@ -9248,9 +8937,14 @@
         </w:tc>
       </w:tr>
     </w:tbl>
-    <w:p/>
-    <w:p/>
-    <w:p/>
+    <w:p>
+      <w:pPr>
+        <w:spacing w:before="0" w:after="0"/>
+      </w:pPr>
+      <w:r>
+        <w:t>{/IS_TRONG_KHUNG}</w:t>
+      </w:r>
+    </w:p>
     <w:sectPr>
       <w:pgSz w:w="11906" w:h="16838"/>
       <w:pgMar w:top="1260" w:right="1440" w:bottom="1440" w:left="1440" w:header="708" w:footer="708" w:gutter="0"/>
@@ -9275,7 +8969,7 @@
         <w:ind w:left="720" w:hanging="360"/>
       </w:pPr>
       <w:rPr>
-        <w:rFonts w:ascii="Times New Roman" w:eastAsia="Calibri" w:hAnsi="Times New Roman" w:cs="Times New Roman" w:hint="default"/>
+        <w:rFonts w:hint="default" w:ascii="Times New Roman" w:hAnsi="Times New Roman" w:eastAsia="Calibri" w:cs="Times New Roman"/>
       </w:rPr>
     </w:lvl>
     <w:lvl w:ilvl="1" w:tplc="04090003" w:tentative="1">
@@ -9287,7 +8981,7 @@
         <w:ind w:left="1440" w:hanging="360"/>
       </w:pPr>
       <w:rPr>
-        <w:rFonts w:ascii="Courier New" w:hAnsi="Courier New" w:cs="Courier New" w:hint="default"/>
+        <w:rFonts w:hint="default" w:ascii="Courier New" w:hAnsi="Courier New" w:cs="Courier New"/>
       </w:rPr>
     </w:lvl>
     <w:lvl w:ilvl="2" w:tplc="04090005" w:tentative="1">
@@ -9299,7 +8993,7 @@
         <w:ind w:left="2160" w:hanging="360"/>
       </w:pPr>
       <w:rPr>
-        <w:rFonts w:ascii="Wingdings" w:hAnsi="Wingdings" w:hint="default"/>
+        <w:rFonts w:hint="default" w:ascii="Wingdings" w:hAnsi="Wingdings"/>
       </w:rPr>
     </w:lvl>
     <w:lvl w:ilvl="3" w:tplc="04090001" w:tentative="1">
@@ -9311,7 +9005,7 @@
         <w:ind w:left="2880" w:hanging="360"/>
       </w:pPr>
       <w:rPr>
-        <w:rFonts w:ascii="Symbol" w:hAnsi="Symbol" w:hint="default"/>
+        <w:rFonts w:hint="default" w:ascii="Symbol" w:hAnsi="Symbol"/>
       </w:rPr>
     </w:lvl>
     <w:lvl w:ilvl="4" w:tplc="04090003" w:tentative="1">
@@ -9323,7 +9017,7 @@
         <w:ind w:left="3600" w:hanging="360"/>
       </w:pPr>
       <w:rPr>
-        <w:rFonts w:ascii="Courier New" w:hAnsi="Courier New" w:cs="Courier New" w:hint="default"/>
+        <w:rFonts w:hint="default" w:ascii="Courier New" w:hAnsi="Courier New" w:cs="Courier New"/>
       </w:rPr>
     </w:lvl>
     <w:lvl w:ilvl="5" w:tplc="04090005" w:tentative="1">
@@ -9335,7 +9029,7 @@
         <w:ind w:left="4320" w:hanging="360"/>
       </w:pPr>
       <w:rPr>
-        <w:rFonts w:ascii="Wingdings" w:hAnsi="Wingdings" w:hint="default"/>
+        <w:rFonts w:hint="default" w:ascii="Wingdings" w:hAnsi="Wingdings"/>
       </w:rPr>
     </w:lvl>
     <w:lvl w:ilvl="6" w:tplc="04090001" w:tentative="1">
@@ -9347,7 +9041,7 @@
         <w:ind w:left="5040" w:hanging="360"/>
       </w:pPr>
       <w:rPr>
-        <w:rFonts w:ascii="Symbol" w:hAnsi="Symbol" w:hint="default"/>
+        <w:rFonts w:hint="default" w:ascii="Symbol" w:hAnsi="Symbol"/>
       </w:rPr>
     </w:lvl>
     <w:lvl w:ilvl="7" w:tplc="04090003" w:tentative="1">
@@ -9359,7 +9053,7 @@
         <w:ind w:left="5760" w:hanging="360"/>
       </w:pPr>
       <w:rPr>
-        <w:rFonts w:ascii="Courier New" w:hAnsi="Courier New" w:cs="Courier New" w:hint="default"/>
+        <w:rFonts w:hint="default" w:ascii="Courier New" w:hAnsi="Courier New" w:cs="Courier New"/>
       </w:rPr>
     </w:lvl>
     <w:lvl w:ilvl="8" w:tplc="04090005" w:tentative="1">
@@ -9371,7 +9065,7 @@
         <w:ind w:left="6480" w:hanging="360"/>
       </w:pPr>
       <w:rPr>
-        <w:rFonts w:ascii="Wingdings" w:hAnsi="Wingdings" w:hint="default"/>
+        <w:rFonts w:hint="default" w:ascii="Wingdings" w:hAnsi="Wingdings"/>
       </w:rPr>
     </w:lvl>
   </w:abstractNum>
@@ -9474,7 +9168,7 @@
         <w:ind w:left="1080" w:hanging="360"/>
       </w:pPr>
       <w:rPr>
-        <w:rFonts w:ascii="Times New Roman" w:eastAsia="Times New Roman" w:hAnsi="Times New Roman" w:cs="Times New Roman" w:hint="default"/>
+        <w:rFonts w:hint="default" w:ascii="Times New Roman" w:hAnsi="Times New Roman" w:eastAsia="Times New Roman" w:cs="Times New Roman"/>
       </w:rPr>
     </w:lvl>
     <w:lvl w:ilvl="1" w:tplc="042A0003" w:tentative="1">
@@ -9486,7 +9180,7 @@
         <w:ind w:left="1800" w:hanging="360"/>
       </w:pPr>
       <w:rPr>
-        <w:rFonts w:ascii="Courier New" w:hAnsi="Courier New" w:cs="Courier New" w:hint="default"/>
+        <w:rFonts w:hint="default" w:ascii="Courier New" w:hAnsi="Courier New" w:cs="Courier New"/>
       </w:rPr>
     </w:lvl>
     <w:lvl w:ilvl="2" w:tplc="042A0005" w:tentative="1">
@@ -9498,7 +9192,7 @@
         <w:ind w:left="2520" w:hanging="360"/>
       </w:pPr>
       <w:rPr>
-        <w:rFonts w:ascii="Wingdings" w:hAnsi="Wingdings" w:hint="default"/>
+        <w:rFonts w:hint="default" w:ascii="Wingdings" w:hAnsi="Wingdings"/>
       </w:rPr>
     </w:lvl>
     <w:lvl w:ilvl="3" w:tplc="042A0001" w:tentative="1">
@@ -9510,7 +9204,7 @@
         <w:ind w:left="3240" w:hanging="360"/>
       </w:pPr>
       <w:rPr>
-        <w:rFonts w:ascii="Symbol" w:hAnsi="Symbol" w:hint="default"/>
+        <w:rFonts w:hint="default" w:ascii="Symbol" w:hAnsi="Symbol"/>
       </w:rPr>
     </w:lvl>
     <w:lvl w:ilvl="4" w:tplc="042A0003" w:tentative="1">
@@ -9522,7 +9216,7 @@
         <w:ind w:left="3960" w:hanging="360"/>
       </w:pPr>
       <w:rPr>
-        <w:rFonts w:ascii="Courier New" w:hAnsi="Courier New" w:cs="Courier New" w:hint="default"/>
+        <w:rFonts w:hint="default" w:ascii="Courier New" w:hAnsi="Courier New" w:cs="Courier New"/>
       </w:rPr>
     </w:lvl>
     <w:lvl w:ilvl="5" w:tplc="042A0005" w:tentative="1">
@@ -9534,7 +9228,7 @@
         <w:ind w:left="4680" w:hanging="360"/>
       </w:pPr>
       <w:rPr>
-        <w:rFonts w:ascii="Wingdings" w:hAnsi="Wingdings" w:hint="default"/>
+        <w:rFonts w:hint="default" w:ascii="Wingdings" w:hAnsi="Wingdings"/>
       </w:rPr>
     </w:lvl>
     <w:lvl w:ilvl="6" w:tplc="042A0001" w:tentative="1">
@@ -9546,7 +9240,7 @@
         <w:ind w:left="5400" w:hanging="360"/>
       </w:pPr>
       <w:rPr>
-        <w:rFonts w:ascii="Symbol" w:hAnsi="Symbol" w:hint="default"/>
+        <w:rFonts w:hint="default" w:ascii="Symbol" w:hAnsi="Symbol"/>
       </w:rPr>
     </w:lvl>
     <w:lvl w:ilvl="7" w:tplc="042A0003" w:tentative="1">
@@ -9558,7 +9252,7 @@
         <w:ind w:left="6120" w:hanging="360"/>
       </w:pPr>
       <w:rPr>
-        <w:rFonts w:ascii="Courier New" w:hAnsi="Courier New" w:cs="Courier New" w:hint="default"/>
+        <w:rFonts w:hint="default" w:ascii="Courier New" w:hAnsi="Courier New" w:cs="Courier New"/>
       </w:rPr>
     </w:lvl>
     <w:lvl w:ilvl="8" w:tplc="042A0005" w:tentative="1">
@@ -9570,7 +9264,7 @@
         <w:ind w:left="6840" w:hanging="360"/>
       </w:pPr>
       <w:rPr>
-        <w:rFonts w:ascii="Wingdings" w:hAnsi="Wingdings" w:hint="default"/>
+        <w:rFonts w:hint="default" w:ascii="Wingdings" w:hAnsi="Wingdings"/>
       </w:rPr>
     </w:lvl>
   </w:abstractNum>
@@ -9587,7 +9281,7 @@
         <w:ind w:left="1440" w:hanging="360"/>
       </w:pPr>
       <w:rPr>
-        <w:rFonts w:ascii="Times New Roman" w:eastAsia="Times New Roman" w:hAnsi="Times New Roman" w:cs="Times New Roman" w:hint="default"/>
+        <w:rFonts w:hint="default" w:ascii="Times New Roman" w:hAnsi="Times New Roman" w:eastAsia="Times New Roman" w:cs="Times New Roman"/>
         <w:b w:val="0"/>
         <w:i/>
         <w:sz w:val="18"/>
@@ -9602,7 +9296,7 @@
         <w:ind w:left="2160" w:hanging="360"/>
       </w:pPr>
       <w:rPr>
-        <w:rFonts w:ascii="Courier New" w:hAnsi="Courier New" w:cs="Courier New" w:hint="default"/>
+        <w:rFonts w:hint="default" w:ascii="Courier New" w:hAnsi="Courier New" w:cs="Courier New"/>
       </w:rPr>
     </w:lvl>
     <w:lvl w:ilvl="2" w:tplc="04090005" w:tentative="1">
@@ -9614,7 +9308,7 @@
         <w:ind w:left="2880" w:hanging="360"/>
       </w:pPr>
       <w:rPr>
-        <w:rFonts w:ascii="Wingdings" w:hAnsi="Wingdings" w:hint="default"/>
+        <w:rFonts w:hint="default" w:ascii="Wingdings" w:hAnsi="Wingdings"/>
       </w:rPr>
     </w:lvl>
     <w:lvl w:ilvl="3" w:tplc="04090001" w:tentative="1">
@@ -9626,7 +9320,7 @@
         <w:ind w:left="3600" w:hanging="360"/>
       </w:pPr>
       <w:rPr>
-        <w:rFonts w:ascii="Symbol" w:hAnsi="Symbol" w:hint="default"/>
+        <w:rFonts w:hint="default" w:ascii="Symbol" w:hAnsi="Symbol"/>
       </w:rPr>
     </w:lvl>
     <w:lvl w:ilvl="4" w:tplc="04090003" w:tentative="1">
@@ -9638,7 +9332,7 @@
         <w:ind w:left="4320" w:hanging="360"/>
       </w:pPr>
       <w:rPr>
-        <w:rFonts w:ascii="Courier New" w:hAnsi="Courier New" w:cs="Courier New" w:hint="default"/>
+        <w:rFonts w:hint="default" w:ascii="Courier New" w:hAnsi="Courier New" w:cs="Courier New"/>
       </w:rPr>
     </w:lvl>
     <w:lvl w:ilvl="5" w:tplc="04090005" w:tentative="1">
@@ -9650,7 +9344,7 @@
         <w:ind w:left="5040" w:hanging="360"/>
       </w:pPr>
       <w:rPr>
-        <w:rFonts w:ascii="Wingdings" w:hAnsi="Wingdings" w:hint="default"/>
+        <w:rFonts w:hint="default" w:ascii="Wingdings" w:hAnsi="Wingdings"/>
       </w:rPr>
     </w:lvl>
     <w:lvl w:ilvl="6" w:tplc="04090001" w:tentative="1">
@@ -9662,7 +9356,7 @@
         <w:ind w:left="5760" w:hanging="360"/>
       </w:pPr>
       <w:rPr>
-        <w:rFonts w:ascii="Symbol" w:hAnsi="Symbol" w:hint="default"/>
+        <w:rFonts w:hint="default" w:ascii="Symbol" w:hAnsi="Symbol"/>
       </w:rPr>
     </w:lvl>
     <w:lvl w:ilvl="7" w:tplc="04090003" w:tentative="1">
@@ -9674,7 +9368,7 @@
         <w:ind w:left="6480" w:hanging="360"/>
       </w:pPr>
       <w:rPr>
-        <w:rFonts w:ascii="Courier New" w:hAnsi="Courier New" w:cs="Courier New" w:hint="default"/>
+        <w:rFonts w:hint="default" w:ascii="Courier New" w:hAnsi="Courier New" w:cs="Courier New"/>
       </w:rPr>
     </w:lvl>
     <w:lvl w:ilvl="8" w:tplc="04090005" w:tentative="1">
@@ -9686,7 +9380,7 @@
         <w:ind w:left="7200" w:hanging="360"/>
       </w:pPr>
       <w:rPr>
-        <w:rFonts w:ascii="Wingdings" w:hAnsi="Wingdings" w:hint="default"/>
+        <w:rFonts w:hint="default" w:ascii="Wingdings" w:hAnsi="Wingdings"/>
       </w:rPr>
     </w:lvl>
   </w:abstractNum>
@@ -9702,7 +9396,7 @@
         <w:ind w:left="720" w:hanging="360"/>
       </w:pPr>
       <w:rPr>
-        <w:rFonts w:ascii="Times New Roman" w:eastAsia="Calibri" w:hAnsi="Times New Roman" w:cs="Times New Roman" w:hint="default"/>
+        <w:rFonts w:hint="default" w:ascii="Times New Roman" w:hAnsi="Times New Roman" w:eastAsia="Calibri" w:cs="Times New Roman"/>
       </w:rPr>
     </w:lvl>
     <w:lvl w:ilvl="1" w:tplc="04090003" w:tentative="1">
@@ -9714,7 +9408,7 @@
         <w:ind w:left="1440" w:hanging="360"/>
       </w:pPr>
       <w:rPr>
-        <w:rFonts w:ascii="Courier New" w:hAnsi="Courier New" w:cs="Courier New" w:hint="default"/>
+        <w:rFonts w:hint="default" w:ascii="Courier New" w:hAnsi="Courier New" w:cs="Courier New"/>
       </w:rPr>
     </w:lvl>
     <w:lvl w:ilvl="2" w:tplc="04090005" w:tentative="1">
@@ -9726,7 +9420,7 @@
         <w:ind w:left="2160" w:hanging="360"/>
       </w:pPr>
       <w:rPr>
-        <w:rFonts w:ascii="Wingdings" w:hAnsi="Wingdings" w:hint="default"/>
+        <w:rFonts w:hint="default" w:ascii="Wingdings" w:hAnsi="Wingdings"/>
       </w:rPr>
     </w:lvl>
     <w:lvl w:ilvl="3" w:tplc="04090001" w:tentative="1">
@@ -9738,7 +9432,7 @@
         <w:ind w:left="2880" w:hanging="360"/>
       </w:pPr>
       <w:rPr>
-        <w:rFonts w:ascii="Symbol" w:hAnsi="Symbol" w:hint="default"/>
+        <w:rFonts w:hint="default" w:ascii="Symbol" w:hAnsi="Symbol"/>
       </w:rPr>
     </w:lvl>
     <w:lvl w:ilvl="4" w:tplc="04090003" w:tentative="1">
@@ -9750,7 +9444,7 @@
         <w:ind w:left="3600" w:hanging="360"/>
       </w:pPr>
       <w:rPr>
-        <w:rFonts w:ascii="Courier New" w:hAnsi="Courier New" w:cs="Courier New" w:hint="default"/>
+        <w:rFonts w:hint="default" w:ascii="Courier New" w:hAnsi="Courier New" w:cs="Courier New"/>
       </w:rPr>
     </w:lvl>
     <w:lvl w:ilvl="5" w:tplc="04090005" w:tentative="1">
@@ -9762,7 +9456,7 @@
         <w:ind w:left="4320" w:hanging="360"/>
       </w:pPr>
       <w:rPr>
-        <w:rFonts w:ascii="Wingdings" w:hAnsi="Wingdings" w:hint="default"/>
+        <w:rFonts w:hint="default" w:ascii="Wingdings" w:hAnsi="Wingdings"/>
       </w:rPr>
     </w:lvl>
     <w:lvl w:ilvl="6" w:tplc="04090001" w:tentative="1">
@@ -9774,7 +9468,7 @@
         <w:ind w:left="5040" w:hanging="360"/>
       </w:pPr>
       <w:rPr>
-        <w:rFonts w:ascii="Symbol" w:hAnsi="Symbol" w:hint="default"/>
+        <w:rFonts w:hint="default" w:ascii="Symbol" w:hAnsi="Symbol"/>
       </w:rPr>
     </w:lvl>
     <w:lvl w:ilvl="7" w:tplc="04090003" w:tentative="1">
@@ -9786,7 +9480,7 @@
         <w:ind w:left="5760" w:hanging="360"/>
       </w:pPr>
       <w:rPr>
-        <w:rFonts w:ascii="Courier New" w:hAnsi="Courier New" w:cs="Courier New" w:hint="default"/>
+        <w:rFonts w:hint="default" w:ascii="Courier New" w:hAnsi="Courier New" w:cs="Courier New"/>
       </w:rPr>
     </w:lvl>
     <w:lvl w:ilvl="8" w:tplc="04090005" w:tentative="1">
@@ -9798,7 +9492,7 @@
         <w:ind w:left="6480" w:hanging="360"/>
       </w:pPr>
       <w:rPr>
-        <w:rFonts w:ascii="Wingdings" w:hAnsi="Wingdings" w:hint="default"/>
+        <w:rFonts w:hint="default" w:ascii="Wingdings" w:hAnsi="Wingdings"/>
       </w:rPr>
     </w:lvl>
   </w:abstractNum>
@@ -9816,7 +9510,7 @@
         <w:ind w:left="720" w:hanging="360"/>
       </w:pPr>
       <w:rPr>
-        <w:rFonts w:ascii="Wingdings" w:hAnsi="Wingdings" w:hint="default"/>
+        <w:rFonts w:hint="default" w:ascii="Wingdings" w:hAnsi="Wingdings"/>
       </w:rPr>
     </w:lvl>
     <w:lvl w:ilvl="1" w:tplc="042A0003" w:tentative="1">
@@ -9828,7 +9522,7 @@
         <w:ind w:left="1650" w:hanging="360"/>
       </w:pPr>
       <w:rPr>
-        <w:rFonts w:ascii="Courier New" w:hAnsi="Courier New" w:cs="Courier New" w:hint="default"/>
+        <w:rFonts w:hint="default" w:ascii="Courier New" w:hAnsi="Courier New" w:cs="Courier New"/>
       </w:rPr>
     </w:lvl>
     <w:lvl w:ilvl="2" w:tplc="042A0005" w:tentative="1">
@@ -9840,7 +9534,7 @@
         <w:ind w:left="2370" w:hanging="360"/>
       </w:pPr>
       <w:rPr>
-        <w:rFonts w:ascii="Wingdings" w:hAnsi="Wingdings" w:hint="default"/>
+        <w:rFonts w:hint="default" w:ascii="Wingdings" w:hAnsi="Wingdings"/>
       </w:rPr>
     </w:lvl>
     <w:lvl w:ilvl="3" w:tplc="042A0001" w:tentative="1">
@@ -9852,7 +9546,7 @@
         <w:ind w:left="3090" w:hanging="360"/>
       </w:pPr>
       <w:rPr>
-        <w:rFonts w:ascii="Symbol" w:hAnsi="Symbol" w:hint="default"/>
+        <w:rFonts w:hint="default" w:ascii="Symbol" w:hAnsi="Symbol"/>
       </w:rPr>
     </w:lvl>
     <w:lvl w:ilvl="4" w:tplc="042A0003" w:tentative="1">
@@ -9864,7 +9558,7 @@
         <w:ind w:left="3810" w:hanging="360"/>
       </w:pPr>
       <w:rPr>
-        <w:rFonts w:ascii="Courier New" w:hAnsi="Courier New" w:cs="Courier New" w:hint="default"/>
+        <w:rFonts w:hint="default" w:ascii="Courier New" w:hAnsi="Courier New" w:cs="Courier New"/>
       </w:rPr>
     </w:lvl>
     <w:lvl w:ilvl="5" w:tplc="042A0005" w:tentative="1">
@@ -9876,7 +9570,7 @@
         <w:ind w:left="4530" w:hanging="360"/>
       </w:pPr>
       <w:rPr>
-        <w:rFonts w:ascii="Wingdings" w:hAnsi="Wingdings" w:hint="default"/>
+        <w:rFonts w:hint="default" w:ascii="Wingdings" w:hAnsi="Wingdings"/>
       </w:rPr>
     </w:lvl>
     <w:lvl w:ilvl="6" w:tplc="042A0001" w:tentative="1">
@@ -9888,7 +9582,7 @@
         <w:ind w:left="5250" w:hanging="360"/>
       </w:pPr>
       <w:rPr>
-        <w:rFonts w:ascii="Symbol" w:hAnsi="Symbol" w:hint="default"/>
+        <w:rFonts w:hint="default" w:ascii="Symbol" w:hAnsi="Symbol"/>
       </w:rPr>
     </w:lvl>
     <w:lvl w:ilvl="7" w:tplc="042A0003" w:tentative="1">
@@ -9900,7 +9594,7 @@
         <w:ind w:left="5970" w:hanging="360"/>
       </w:pPr>
       <w:rPr>
-        <w:rFonts w:ascii="Courier New" w:hAnsi="Courier New" w:cs="Courier New" w:hint="default"/>
+        <w:rFonts w:hint="default" w:ascii="Courier New" w:hAnsi="Courier New" w:cs="Courier New"/>
       </w:rPr>
     </w:lvl>
     <w:lvl w:ilvl="8" w:tplc="042A0005" w:tentative="1">
@@ -9912,7 +9606,7 @@
         <w:ind w:left="6690" w:hanging="360"/>
       </w:pPr>
       <w:rPr>
-        <w:rFonts w:ascii="Wingdings" w:hAnsi="Wingdings" w:hint="default"/>
+        <w:rFonts w:hint="default" w:ascii="Wingdings" w:hAnsi="Wingdings"/>
       </w:rPr>
     </w:lvl>
   </w:abstractNum>
@@ -9928,7 +9622,7 @@
         <w:ind w:left="720" w:hanging="360"/>
       </w:pPr>
       <w:rPr>
-        <w:rFonts w:ascii="Times New Roman" w:eastAsia="Calibri" w:hAnsi="Times New Roman" w:cs="Times New Roman" w:hint="default"/>
+        <w:rFonts w:hint="default" w:ascii="Times New Roman" w:hAnsi="Times New Roman" w:eastAsia="Calibri" w:cs="Times New Roman"/>
       </w:rPr>
     </w:lvl>
     <w:lvl w:ilvl="1" w:tplc="04090003" w:tentative="1">
@@ -9940,7 +9634,7 @@
         <w:ind w:left="1440" w:hanging="360"/>
       </w:pPr>
       <w:rPr>
-        <w:rFonts w:ascii="Courier New" w:hAnsi="Courier New" w:cs="Courier New" w:hint="default"/>
+        <w:rFonts w:hint="default" w:ascii="Courier New" w:hAnsi="Courier New" w:cs="Courier New"/>
       </w:rPr>
     </w:lvl>
     <w:lvl w:ilvl="2" w:tplc="04090005" w:tentative="1">
@@ -9952,7 +9646,7 @@
         <w:ind w:left="2160" w:hanging="360"/>
       </w:pPr>
       <w:rPr>
-        <w:rFonts w:ascii="Wingdings" w:hAnsi="Wingdings" w:hint="default"/>
+        <w:rFonts w:hint="default" w:ascii="Wingdings" w:hAnsi="Wingdings"/>
       </w:rPr>
     </w:lvl>
     <w:lvl w:ilvl="3" w:tplc="04090001" w:tentative="1">
@@ -9964,7 +9658,7 @@
         <w:ind w:left="2880" w:hanging="360"/>
       </w:pPr>
       <w:rPr>
-        <w:rFonts w:ascii="Symbol" w:hAnsi="Symbol" w:hint="default"/>
+        <w:rFonts w:hint="default" w:ascii="Symbol" w:hAnsi="Symbol"/>
       </w:rPr>
     </w:lvl>
     <w:lvl w:ilvl="4" w:tplc="04090003" w:tentative="1">
@@ -9976,7 +9670,7 @@
         <w:ind w:left="3600" w:hanging="360"/>
       </w:pPr>
       <w:rPr>
-        <w:rFonts w:ascii="Courier New" w:hAnsi="Courier New" w:cs="Courier New" w:hint="default"/>
+        <w:rFonts w:hint="default" w:ascii="Courier New" w:hAnsi="Courier New" w:cs="Courier New"/>
       </w:rPr>
     </w:lvl>
     <w:lvl w:ilvl="5" w:tplc="04090005" w:tentative="1">
@@ -9988,7 +9682,7 @@
         <w:ind w:left="4320" w:hanging="360"/>
       </w:pPr>
       <w:rPr>
-        <w:rFonts w:ascii="Wingdings" w:hAnsi="Wingdings" w:hint="default"/>
+        <w:rFonts w:hint="default" w:ascii="Wingdings" w:hAnsi="Wingdings"/>
       </w:rPr>
     </w:lvl>
     <w:lvl w:ilvl="6" w:tplc="04090001" w:tentative="1">
@@ -10000,7 +9694,7 @@
         <w:ind w:left="5040" w:hanging="360"/>
       </w:pPr>
       <w:rPr>
-        <w:rFonts w:ascii="Symbol" w:hAnsi="Symbol" w:hint="default"/>
+        <w:rFonts w:hint="default" w:ascii="Symbol" w:hAnsi="Symbol"/>
       </w:rPr>
     </w:lvl>
     <w:lvl w:ilvl="7" w:tplc="04090003" w:tentative="1">
@@ -10012,7 +9706,7 @@
         <w:ind w:left="5760" w:hanging="360"/>
       </w:pPr>
       <w:rPr>
-        <w:rFonts w:ascii="Courier New" w:hAnsi="Courier New" w:cs="Courier New" w:hint="default"/>
+        <w:rFonts w:hint="default" w:ascii="Courier New" w:hAnsi="Courier New" w:cs="Courier New"/>
       </w:rPr>
     </w:lvl>
     <w:lvl w:ilvl="8" w:tplc="04090005" w:tentative="1">
@@ -10024,7 +9718,7 @@
         <w:ind w:left="6480" w:hanging="360"/>
       </w:pPr>
       <w:rPr>
-        <w:rFonts w:ascii="Wingdings" w:hAnsi="Wingdings" w:hint="default"/>
+        <w:rFonts w:hint="default" w:ascii="Wingdings" w:hAnsi="Wingdings"/>
       </w:rPr>
     </w:lvl>
   </w:abstractNum>
@@ -10041,7 +9735,7 @@
         <w:ind w:left="1440" w:hanging="360"/>
       </w:pPr>
       <w:rPr>
-        <w:rFonts w:ascii="Times New Roman" w:eastAsia="Times New Roman" w:hAnsi="Times New Roman" w:cs="Times New Roman" w:hint="default"/>
+        <w:rFonts w:hint="default" w:ascii="Times New Roman" w:hAnsi="Times New Roman" w:eastAsia="Times New Roman" w:cs="Times New Roman"/>
         <w:b w:val="0"/>
         <w:i/>
         <w:sz w:val="18"/>
@@ -10056,7 +9750,7 @@
         <w:ind w:left="2160" w:hanging="360"/>
       </w:pPr>
       <w:rPr>
-        <w:rFonts w:ascii="Courier New" w:hAnsi="Courier New" w:cs="Courier New" w:hint="default"/>
+        <w:rFonts w:hint="default" w:ascii="Courier New" w:hAnsi="Courier New" w:cs="Courier New"/>
       </w:rPr>
     </w:lvl>
     <w:lvl w:ilvl="2" w:tplc="04090005" w:tentative="1">
@@ -10068,7 +9762,7 @@
         <w:ind w:left="2880" w:hanging="360"/>
       </w:pPr>
       <w:rPr>
-        <w:rFonts w:ascii="Wingdings" w:hAnsi="Wingdings" w:hint="default"/>
+        <w:rFonts w:hint="default" w:ascii="Wingdings" w:hAnsi="Wingdings"/>
       </w:rPr>
     </w:lvl>
     <w:lvl w:ilvl="3" w:tplc="04090001" w:tentative="1">
@@ -10080,7 +9774,7 @@
         <w:ind w:left="3600" w:hanging="360"/>
       </w:pPr>
       <w:rPr>
-        <w:rFonts w:ascii="Symbol" w:hAnsi="Symbol" w:hint="default"/>
+        <w:rFonts w:hint="default" w:ascii="Symbol" w:hAnsi="Symbol"/>
       </w:rPr>
     </w:lvl>
     <w:lvl w:ilvl="4" w:tplc="04090003" w:tentative="1">
@@ -10092,7 +9786,7 @@
         <w:ind w:left="4320" w:hanging="360"/>
       </w:pPr>
       <w:rPr>
-        <w:rFonts w:ascii="Courier New" w:hAnsi="Courier New" w:cs="Courier New" w:hint="default"/>
+        <w:rFonts w:hint="default" w:ascii="Courier New" w:hAnsi="Courier New" w:cs="Courier New"/>
       </w:rPr>
     </w:lvl>
     <w:lvl w:ilvl="5" w:tplc="04090005" w:tentative="1">
@@ -10104,7 +9798,7 @@
         <w:ind w:left="5040" w:hanging="360"/>
       </w:pPr>
       <w:rPr>
-        <w:rFonts w:ascii="Wingdings" w:hAnsi="Wingdings" w:hint="default"/>
+        <w:rFonts w:hint="default" w:ascii="Wingdings" w:hAnsi="Wingdings"/>
       </w:rPr>
     </w:lvl>
     <w:lvl w:ilvl="6" w:tplc="04090001" w:tentative="1">
@@ -10116,7 +9810,7 @@
         <w:ind w:left="5760" w:hanging="360"/>
       </w:pPr>
       <w:rPr>
-        <w:rFonts w:ascii="Symbol" w:hAnsi="Symbol" w:hint="default"/>
+        <w:rFonts w:hint="default" w:ascii="Symbol" w:hAnsi="Symbol"/>
       </w:rPr>
     </w:lvl>
     <w:lvl w:ilvl="7" w:tplc="04090003" w:tentative="1">
@@ -10128,7 +9822,7 @@
         <w:ind w:left="6480" w:hanging="360"/>
       </w:pPr>
       <w:rPr>
-        <w:rFonts w:ascii="Courier New" w:hAnsi="Courier New" w:cs="Courier New" w:hint="default"/>
+        <w:rFonts w:hint="default" w:ascii="Courier New" w:hAnsi="Courier New" w:cs="Courier New"/>
       </w:rPr>
     </w:lvl>
     <w:lvl w:ilvl="8" w:tplc="04090005" w:tentative="1">
@@ -10140,7 +9834,7 @@
         <w:ind w:left="7200" w:hanging="360"/>
       </w:pPr>
       <w:rPr>
-        <w:rFonts w:ascii="Wingdings" w:hAnsi="Wingdings" w:hint="default"/>
+        <w:rFonts w:hint="default" w:ascii="Wingdings" w:hAnsi="Wingdings"/>
       </w:rPr>
     </w:lvl>
   </w:abstractNum>
@@ -10156,7 +9850,7 @@
         <w:ind w:left="927" w:hanging="360"/>
       </w:pPr>
       <w:rPr>
-        <w:rFonts w:ascii="Times New Roman" w:eastAsia="Times New Roman" w:hAnsi="Times New Roman" w:cs="Times New Roman" w:hint="default"/>
+        <w:rFonts w:hint="default" w:ascii="Times New Roman" w:hAnsi="Times New Roman" w:eastAsia="Times New Roman" w:cs="Times New Roman"/>
       </w:rPr>
     </w:lvl>
     <w:lvl w:ilvl="1" w:tplc="04090003">
@@ -10168,7 +9862,7 @@
         <w:ind w:left="1647" w:hanging="360"/>
       </w:pPr>
       <w:rPr>
-        <w:rFonts w:ascii="Courier New" w:hAnsi="Courier New" w:cs="Courier New" w:hint="default"/>
+        <w:rFonts w:hint="default" w:ascii="Courier New" w:hAnsi="Courier New" w:cs="Courier New"/>
       </w:rPr>
     </w:lvl>
     <w:lvl w:ilvl="2" w:tplc="04090005">
@@ -10180,7 +9874,7 @@
         <w:ind w:left="2367" w:hanging="360"/>
       </w:pPr>
       <w:rPr>
-        <w:rFonts w:ascii="Wingdings" w:hAnsi="Wingdings" w:hint="default"/>
+        <w:rFonts w:hint="default" w:ascii="Wingdings" w:hAnsi="Wingdings"/>
       </w:rPr>
     </w:lvl>
     <w:lvl w:ilvl="3" w:tplc="04090001">
@@ -10192,7 +9886,7 @@
         <w:ind w:left="3087" w:hanging="360"/>
       </w:pPr>
       <w:rPr>
-        <w:rFonts w:ascii="Symbol" w:hAnsi="Symbol" w:hint="default"/>
+        <w:rFonts w:hint="default" w:ascii="Symbol" w:hAnsi="Symbol"/>
       </w:rPr>
     </w:lvl>
     <w:lvl w:ilvl="4" w:tplc="04090003" w:tentative="1">
@@ -10204,7 +9898,7 @@
         <w:ind w:left="3807" w:hanging="360"/>
       </w:pPr>
       <w:rPr>
-        <w:rFonts w:ascii="Courier New" w:hAnsi="Courier New" w:cs="Courier New" w:hint="default"/>
+        <w:rFonts w:hint="default" w:ascii="Courier New" w:hAnsi="Courier New" w:cs="Courier New"/>
       </w:rPr>
     </w:lvl>
     <w:lvl w:ilvl="5" w:tplc="04090005" w:tentative="1">
@@ -10216,7 +9910,7 @@
         <w:ind w:left="4527" w:hanging="360"/>
       </w:pPr>
       <w:rPr>
-        <w:rFonts w:ascii="Wingdings" w:hAnsi="Wingdings" w:hint="default"/>
+        <w:rFonts w:hint="default" w:ascii="Wingdings" w:hAnsi="Wingdings"/>
       </w:rPr>
     </w:lvl>
     <w:lvl w:ilvl="6" w:tplc="04090001" w:tentative="1">
@@ -10228,7 +9922,7 @@
         <w:ind w:left="5247" w:hanging="360"/>
       </w:pPr>
       <w:rPr>
-        <w:rFonts w:ascii="Symbol" w:hAnsi="Symbol" w:hint="default"/>
+        <w:rFonts w:hint="default" w:ascii="Symbol" w:hAnsi="Symbol"/>
       </w:rPr>
     </w:lvl>
     <w:lvl w:ilvl="7" w:tplc="04090003" w:tentative="1">
@@ -10240,7 +9934,7 @@
         <w:ind w:left="5967" w:hanging="360"/>
       </w:pPr>
       <w:rPr>
-        <w:rFonts w:ascii="Courier New" w:hAnsi="Courier New" w:cs="Courier New" w:hint="default"/>
+        <w:rFonts w:hint="default" w:ascii="Courier New" w:hAnsi="Courier New" w:cs="Courier New"/>
       </w:rPr>
     </w:lvl>
     <w:lvl w:ilvl="8" w:tplc="04090005" w:tentative="1">
@@ -10252,7 +9946,7 @@
         <w:ind w:left="6687" w:hanging="360"/>
       </w:pPr>
       <w:rPr>
-        <w:rFonts w:ascii="Wingdings" w:hAnsi="Wingdings" w:hint="default"/>
+        <w:rFonts w:hint="default" w:ascii="Wingdings" w:hAnsi="Wingdings"/>
       </w:rPr>
     </w:lvl>
   </w:abstractNum>
@@ -10371,7 +10065,7 @@
         <w:ind w:left="2007" w:hanging="360"/>
       </w:pPr>
       <w:rPr>
-        <w:rFonts w:ascii="Courier New" w:hAnsi="Courier New" w:cs="Courier New" w:hint="default"/>
+        <w:rFonts w:hint="default" w:ascii="Courier New" w:hAnsi="Courier New" w:cs="Courier New"/>
       </w:rPr>
     </w:lvl>
     <w:lvl w:ilvl="2" w:tplc="04090005" w:tentative="1">
@@ -10383,7 +10077,7 @@
         <w:ind w:left="2727" w:hanging="360"/>
       </w:pPr>
       <w:rPr>
-        <w:rFonts w:ascii="Wingdings" w:hAnsi="Wingdings" w:hint="default"/>
+        <w:rFonts w:hint="default" w:ascii="Wingdings" w:hAnsi="Wingdings"/>
       </w:rPr>
     </w:lvl>
     <w:lvl w:ilvl="3" w:tplc="04090001" w:tentative="1">
@@ -10395,7 +10089,7 @@
         <w:ind w:left="3447" w:hanging="360"/>
       </w:pPr>
       <w:rPr>
-        <w:rFonts w:ascii="Symbol" w:hAnsi="Symbol" w:hint="default"/>
+        <w:rFonts w:hint="default" w:ascii="Symbol" w:hAnsi="Symbol"/>
       </w:rPr>
     </w:lvl>
     <w:lvl w:ilvl="4" w:tplc="04090003" w:tentative="1">
@@ -10407,7 +10101,7 @@
         <w:ind w:left="4167" w:hanging="360"/>
       </w:pPr>
       <w:rPr>
-        <w:rFonts w:ascii="Courier New" w:hAnsi="Courier New" w:cs="Courier New" w:hint="default"/>
+        <w:rFonts w:hint="default" w:ascii="Courier New" w:hAnsi="Courier New" w:cs="Courier New"/>
       </w:rPr>
     </w:lvl>
     <w:lvl w:ilvl="5" w:tplc="04090005" w:tentative="1">
@@ -10419,7 +10113,7 @@
         <w:ind w:left="4887" w:hanging="360"/>
       </w:pPr>
       <w:rPr>
-        <w:rFonts w:ascii="Wingdings" w:hAnsi="Wingdings" w:hint="default"/>
+        <w:rFonts w:hint="default" w:ascii="Wingdings" w:hAnsi="Wingdings"/>
       </w:rPr>
     </w:lvl>
     <w:lvl w:ilvl="6" w:tplc="04090001" w:tentative="1">
@@ -10431,7 +10125,7 @@
         <w:ind w:left="5607" w:hanging="360"/>
       </w:pPr>
       <w:rPr>
-        <w:rFonts w:ascii="Symbol" w:hAnsi="Symbol" w:hint="default"/>
+        <w:rFonts w:hint="default" w:ascii="Symbol" w:hAnsi="Symbol"/>
       </w:rPr>
     </w:lvl>
     <w:lvl w:ilvl="7" w:tplc="04090003" w:tentative="1">
@@ -10443,7 +10137,7 @@
         <w:ind w:left="6327" w:hanging="360"/>
       </w:pPr>
       <w:rPr>
-        <w:rFonts w:ascii="Courier New" w:hAnsi="Courier New" w:cs="Courier New" w:hint="default"/>
+        <w:rFonts w:hint="default" w:ascii="Courier New" w:hAnsi="Courier New" w:cs="Courier New"/>
       </w:rPr>
     </w:lvl>
     <w:lvl w:ilvl="8" w:tplc="04090005" w:tentative="1">
@@ -10455,7 +10149,7 @@
         <w:ind w:left="7047" w:hanging="360"/>
       </w:pPr>
       <w:rPr>
-        <w:rFonts w:ascii="Wingdings" w:hAnsi="Wingdings" w:hint="default"/>
+        <w:rFonts w:hint="default" w:ascii="Wingdings" w:hAnsi="Wingdings"/>
       </w:rPr>
     </w:lvl>
   </w:abstractNum>
@@ -10472,7 +10166,7 @@
         <w:ind w:left="720" w:hanging="360"/>
       </w:pPr>
       <w:rPr>
-        <w:rFonts w:ascii="Symbol" w:hAnsi="Symbol" w:hint="default"/>
+        <w:rFonts w:hint="default" w:ascii="Symbol" w:hAnsi="Symbol"/>
       </w:rPr>
     </w:lvl>
     <w:lvl w:ilvl="1" w:tplc="042A0003" w:tentative="1">
@@ -10484,7 +10178,7 @@
         <w:ind w:left="1440" w:hanging="360"/>
       </w:pPr>
       <w:rPr>
-        <w:rFonts w:ascii="Courier New" w:hAnsi="Courier New" w:cs="Courier New" w:hint="default"/>
+        <w:rFonts w:hint="default" w:ascii="Courier New" w:hAnsi="Courier New" w:cs="Courier New"/>
       </w:rPr>
     </w:lvl>
     <w:lvl w:ilvl="2" w:tplc="042A0005" w:tentative="1">
@@ -10496,7 +10190,7 @@
         <w:ind w:left="2160" w:hanging="360"/>
       </w:pPr>
       <w:rPr>
-        <w:rFonts w:ascii="Wingdings" w:hAnsi="Wingdings" w:hint="default"/>
+        <w:rFonts w:hint="default" w:ascii="Wingdings" w:hAnsi="Wingdings"/>
       </w:rPr>
     </w:lvl>
     <w:lvl w:ilvl="3" w:tplc="042A0001" w:tentative="1">
@@ -10508,7 +10202,7 @@
         <w:ind w:left="2880" w:hanging="360"/>
       </w:pPr>
       <w:rPr>
-        <w:rFonts w:ascii="Symbol" w:hAnsi="Symbol" w:hint="default"/>
+        <w:rFonts w:hint="default" w:ascii="Symbol" w:hAnsi="Symbol"/>
       </w:rPr>
     </w:lvl>
     <w:lvl w:ilvl="4" w:tplc="042A0003" w:tentative="1">
@@ -10520,7 +10214,7 @@
         <w:ind w:left="3600" w:hanging="360"/>
       </w:pPr>
       <w:rPr>
-        <w:rFonts w:ascii="Courier New" w:hAnsi="Courier New" w:cs="Courier New" w:hint="default"/>
+        <w:rFonts w:hint="default" w:ascii="Courier New" w:hAnsi="Courier New" w:cs="Courier New"/>
       </w:rPr>
     </w:lvl>
     <w:lvl w:ilvl="5" w:tplc="042A0005" w:tentative="1">
@@ -10532,7 +10226,7 @@
         <w:ind w:left="4320" w:hanging="360"/>
       </w:pPr>
       <w:rPr>
-        <w:rFonts w:ascii="Wingdings" w:hAnsi="Wingdings" w:hint="default"/>
+        <w:rFonts w:hint="default" w:ascii="Wingdings" w:hAnsi="Wingdings"/>
       </w:rPr>
     </w:lvl>
     <w:lvl w:ilvl="6" w:tplc="042A0001" w:tentative="1">
@@ -10544,7 +10238,7 @@
         <w:ind w:left="5040" w:hanging="360"/>
       </w:pPr>
       <w:rPr>
-        <w:rFonts w:ascii="Symbol" w:hAnsi="Symbol" w:hint="default"/>
+        <w:rFonts w:hint="default" w:ascii="Symbol" w:hAnsi="Symbol"/>
       </w:rPr>
     </w:lvl>
     <w:lvl w:ilvl="7" w:tplc="042A0003" w:tentative="1">
@@ -10556,7 +10250,7 @@
         <w:ind w:left="5760" w:hanging="360"/>
       </w:pPr>
       <w:rPr>
-        <w:rFonts w:ascii="Courier New" w:hAnsi="Courier New" w:cs="Courier New" w:hint="default"/>
+        <w:rFonts w:hint="default" w:ascii="Courier New" w:hAnsi="Courier New" w:cs="Courier New"/>
       </w:rPr>
     </w:lvl>
     <w:lvl w:ilvl="8" w:tplc="042A0005" w:tentative="1">
@@ -10568,7 +10262,7 @@
         <w:ind w:left="6480" w:hanging="360"/>
       </w:pPr>
       <w:rPr>
-        <w:rFonts w:ascii="Wingdings" w:hAnsi="Wingdings" w:hint="default"/>
+        <w:rFonts w:hint="default" w:ascii="Wingdings" w:hAnsi="Wingdings"/>
       </w:rPr>
     </w:lvl>
   </w:abstractNum>
@@ -10585,7 +10279,7 @@
         <w:ind w:left="1440" w:hanging="360"/>
       </w:pPr>
       <w:rPr>
-        <w:rFonts w:ascii="Symbol" w:hAnsi="Symbol" w:hint="default"/>
+        <w:rFonts w:hint="default" w:ascii="Symbol" w:hAnsi="Symbol"/>
       </w:rPr>
     </w:lvl>
     <w:lvl w:ilvl="1" w:tplc="04090003" w:tentative="1">
@@ -10597,7 +10291,7 @@
         <w:ind w:left="2160" w:hanging="360"/>
       </w:pPr>
       <w:rPr>
-        <w:rFonts w:ascii="Courier New" w:hAnsi="Courier New" w:cs="Courier New" w:hint="default"/>
+        <w:rFonts w:hint="default" w:ascii="Courier New" w:hAnsi="Courier New" w:cs="Courier New"/>
       </w:rPr>
     </w:lvl>
     <w:lvl w:ilvl="2" w:tplc="04090005" w:tentative="1">
@@ -10609,7 +10303,7 @@
         <w:ind w:left="2880" w:hanging="360"/>
       </w:pPr>
       <w:rPr>
-        <w:rFonts w:ascii="Wingdings" w:hAnsi="Wingdings" w:hint="default"/>
+        <w:rFonts w:hint="default" w:ascii="Wingdings" w:hAnsi="Wingdings"/>
       </w:rPr>
     </w:lvl>
     <w:lvl w:ilvl="3" w:tplc="04090001" w:tentative="1">
@@ -10621,7 +10315,7 @@
         <w:ind w:left="3600" w:hanging="360"/>
       </w:pPr>
       <w:rPr>
-        <w:rFonts w:ascii="Symbol" w:hAnsi="Symbol" w:hint="default"/>
+        <w:rFonts w:hint="default" w:ascii="Symbol" w:hAnsi="Symbol"/>
       </w:rPr>
     </w:lvl>
     <w:lvl w:ilvl="4" w:tplc="04090003" w:tentative="1">
@@ -10633,7 +10327,7 @@
         <w:ind w:left="4320" w:hanging="360"/>
       </w:pPr>
       <w:rPr>
-        <w:rFonts w:ascii="Courier New" w:hAnsi="Courier New" w:cs="Courier New" w:hint="default"/>
+        <w:rFonts w:hint="default" w:ascii="Courier New" w:hAnsi="Courier New" w:cs="Courier New"/>
       </w:rPr>
     </w:lvl>
     <w:lvl w:ilvl="5" w:tplc="04090005" w:tentative="1">
@@ -10645,7 +10339,7 @@
         <w:ind w:left="5040" w:hanging="360"/>
       </w:pPr>
       <w:rPr>
-        <w:rFonts w:ascii="Wingdings" w:hAnsi="Wingdings" w:hint="default"/>
+        <w:rFonts w:hint="default" w:ascii="Wingdings" w:hAnsi="Wingdings"/>
       </w:rPr>
     </w:lvl>
     <w:lvl w:ilvl="6" w:tplc="04090001" w:tentative="1">
@@ -10657,7 +10351,7 @@
         <w:ind w:left="5760" w:hanging="360"/>
       </w:pPr>
       <w:rPr>
-        <w:rFonts w:ascii="Symbol" w:hAnsi="Symbol" w:hint="default"/>
+        <w:rFonts w:hint="default" w:ascii="Symbol" w:hAnsi="Symbol"/>
       </w:rPr>
     </w:lvl>
     <w:lvl w:ilvl="7" w:tplc="04090003" w:tentative="1">
@@ -10669,7 +10363,7 @@
         <w:ind w:left="6480" w:hanging="360"/>
       </w:pPr>
       <w:rPr>
-        <w:rFonts w:ascii="Courier New" w:hAnsi="Courier New" w:cs="Courier New" w:hint="default"/>
+        <w:rFonts w:hint="default" w:ascii="Courier New" w:hAnsi="Courier New" w:cs="Courier New"/>
       </w:rPr>
     </w:lvl>
     <w:lvl w:ilvl="8" w:tplc="04090005" w:tentative="1">
@@ -10681,7 +10375,7 @@
         <w:ind w:left="7200" w:hanging="360"/>
       </w:pPr>
       <w:rPr>
-        <w:rFonts w:ascii="Wingdings" w:hAnsi="Wingdings" w:hint="default"/>
+        <w:rFonts w:hint="default" w:ascii="Wingdings" w:hAnsi="Wingdings"/>
       </w:rPr>
     </w:lvl>
   </w:abstractNum>
@@ -10697,7 +10391,7 @@
         <w:ind w:left="720" w:hanging="360"/>
       </w:pPr>
       <w:rPr>
-        <w:rFonts w:ascii="Times New Roman" w:eastAsia="Calibri" w:hAnsi="Times New Roman" w:cs="Times New Roman" w:hint="default"/>
+        <w:rFonts w:hint="default" w:ascii="Times New Roman" w:hAnsi="Times New Roman" w:eastAsia="Calibri" w:cs="Times New Roman"/>
       </w:rPr>
     </w:lvl>
     <w:lvl w:ilvl="1" w:tplc="04090003" w:tentative="1">
@@ -10709,7 +10403,7 @@
         <w:ind w:left="1440" w:hanging="360"/>
       </w:pPr>
       <w:rPr>
-        <w:rFonts w:ascii="Courier New" w:hAnsi="Courier New" w:cs="Courier New" w:hint="default"/>
+        <w:rFonts w:hint="default" w:ascii="Courier New" w:hAnsi="Courier New" w:cs="Courier New"/>
       </w:rPr>
     </w:lvl>
     <w:lvl w:ilvl="2" w:tplc="04090005" w:tentative="1">
@@ -10721,7 +10415,7 @@
         <w:ind w:left="2160" w:hanging="360"/>
       </w:pPr>
       <w:rPr>
-        <w:rFonts w:ascii="Wingdings" w:hAnsi="Wingdings" w:hint="default"/>
+        <w:rFonts w:hint="default" w:ascii="Wingdings" w:hAnsi="Wingdings"/>
       </w:rPr>
     </w:lvl>
     <w:lvl w:ilvl="3" w:tplc="04090001" w:tentative="1">
@@ -10733,7 +10427,7 @@
         <w:ind w:left="2880" w:hanging="360"/>
       </w:pPr>
       <w:rPr>
-        <w:rFonts w:ascii="Symbol" w:hAnsi="Symbol" w:hint="default"/>
+        <w:rFonts w:hint="default" w:ascii="Symbol" w:hAnsi="Symbol"/>
       </w:rPr>
     </w:lvl>
     <w:lvl w:ilvl="4" w:tplc="04090003" w:tentative="1">
@@ -10745,7 +10439,7 @@
         <w:ind w:left="3600" w:hanging="360"/>
       </w:pPr>
       <w:rPr>
-        <w:rFonts w:ascii="Courier New" w:hAnsi="Courier New" w:cs="Courier New" w:hint="default"/>
+        <w:rFonts w:hint="default" w:ascii="Courier New" w:hAnsi="Courier New" w:cs="Courier New"/>
       </w:rPr>
     </w:lvl>
     <w:lvl w:ilvl="5" w:tplc="04090005" w:tentative="1">
@@ -10757,7 +10451,7 @@
         <w:ind w:left="4320" w:hanging="360"/>
       </w:pPr>
       <w:rPr>
-        <w:rFonts w:ascii="Wingdings" w:hAnsi="Wingdings" w:hint="default"/>
+        <w:rFonts w:hint="default" w:ascii="Wingdings" w:hAnsi="Wingdings"/>
       </w:rPr>
     </w:lvl>
     <w:lvl w:ilvl="6" w:tplc="04090001" w:tentative="1">
@@ -10769,7 +10463,7 @@
         <w:ind w:left="5040" w:hanging="360"/>
       </w:pPr>
       <w:rPr>
-        <w:rFonts w:ascii="Symbol" w:hAnsi="Symbol" w:hint="default"/>
+        <w:rFonts w:hint="default" w:ascii="Symbol" w:hAnsi="Symbol"/>
       </w:rPr>
     </w:lvl>
     <w:lvl w:ilvl="7" w:tplc="04090003" w:tentative="1">
@@ -10781,7 +10475,7 @@
         <w:ind w:left="5760" w:hanging="360"/>
       </w:pPr>
       <w:rPr>
-        <w:rFonts w:ascii="Courier New" w:hAnsi="Courier New" w:cs="Courier New" w:hint="default"/>
+        <w:rFonts w:hint="default" w:ascii="Courier New" w:hAnsi="Courier New" w:cs="Courier New"/>
       </w:rPr>
     </w:lvl>
     <w:lvl w:ilvl="8" w:tplc="04090005" w:tentative="1">
@@ -10793,7 +10487,7 @@
         <w:ind w:left="6480" w:hanging="360"/>
       </w:pPr>
       <w:rPr>
-        <w:rFonts w:ascii="Wingdings" w:hAnsi="Wingdings" w:hint="default"/>
+        <w:rFonts w:hint="default" w:ascii="Wingdings" w:hAnsi="Wingdings"/>
       </w:rPr>
     </w:lvl>
   </w:abstractNum>
@@ -10898,7 +10592,7 @@
         <w:ind w:left="1287" w:hanging="360"/>
       </w:pPr>
       <w:rPr>
-        <w:rFonts w:ascii="Times New Roman" w:hAnsi="Times New Roman" w:cs="Times New Roman" w:hint="default"/>
+        <w:rFonts w:hint="default" w:ascii="Times New Roman" w:hAnsi="Times New Roman" w:cs="Times New Roman"/>
       </w:rPr>
     </w:lvl>
     <w:lvl w:ilvl="1" w:tplc="04090003" w:tentative="1">
@@ -10910,7 +10604,7 @@
         <w:ind w:left="2007" w:hanging="360"/>
       </w:pPr>
       <w:rPr>
-        <w:rFonts w:ascii="Courier New" w:hAnsi="Courier New" w:cs="Courier New" w:hint="default"/>
+        <w:rFonts w:hint="default" w:ascii="Courier New" w:hAnsi="Courier New" w:cs="Courier New"/>
       </w:rPr>
     </w:lvl>
     <w:lvl w:ilvl="2" w:tplc="04090005" w:tentative="1">
@@ -10922,7 +10616,7 @@
         <w:ind w:left="2727" w:hanging="360"/>
       </w:pPr>
       <w:rPr>
-        <w:rFonts w:ascii="Wingdings" w:hAnsi="Wingdings" w:hint="default"/>
+        <w:rFonts w:hint="default" w:ascii="Wingdings" w:hAnsi="Wingdings"/>
       </w:rPr>
     </w:lvl>
     <w:lvl w:ilvl="3" w:tplc="04090001" w:tentative="1">
@@ -10934,7 +10628,7 @@
         <w:ind w:left="3447" w:hanging="360"/>
       </w:pPr>
       <w:rPr>
-        <w:rFonts w:ascii="Symbol" w:hAnsi="Symbol" w:hint="default"/>
+        <w:rFonts w:hint="default" w:ascii="Symbol" w:hAnsi="Symbol"/>
       </w:rPr>
     </w:lvl>
     <w:lvl w:ilvl="4" w:tplc="04090003" w:tentative="1">
@@ -10946,7 +10640,7 @@
         <w:ind w:left="4167" w:hanging="360"/>
       </w:pPr>
       <w:rPr>
-        <w:rFonts w:ascii="Courier New" w:hAnsi="Courier New" w:cs="Courier New" w:hint="default"/>
+        <w:rFonts w:hint="default" w:ascii="Courier New" w:hAnsi="Courier New" w:cs="Courier New"/>
       </w:rPr>
     </w:lvl>
     <w:lvl w:ilvl="5" w:tplc="04090005" w:tentative="1">
@@ -10958,7 +10652,7 @@
         <w:ind w:left="4887" w:hanging="360"/>
       </w:pPr>
       <w:rPr>
-        <w:rFonts w:ascii="Wingdings" w:hAnsi="Wingdings" w:hint="default"/>
+        <w:rFonts w:hint="default" w:ascii="Wingdings" w:hAnsi="Wingdings"/>
       </w:rPr>
     </w:lvl>
     <w:lvl w:ilvl="6" w:tplc="04090001" w:tentative="1">
@@ -10970,7 +10664,7 @@
         <w:ind w:left="5607" w:hanging="360"/>
       </w:pPr>
       <w:rPr>
-        <w:rFonts w:ascii="Symbol" w:hAnsi="Symbol" w:hint="default"/>
+        <w:rFonts w:hint="default" w:ascii="Symbol" w:hAnsi="Symbol"/>
       </w:rPr>
     </w:lvl>
     <w:lvl w:ilvl="7" w:tplc="04090003" w:tentative="1">
@@ -10982,7 +10676,7 @@
         <w:ind w:left="6327" w:hanging="360"/>
       </w:pPr>
       <w:rPr>
-        <w:rFonts w:ascii="Courier New" w:hAnsi="Courier New" w:cs="Courier New" w:hint="default"/>
+        <w:rFonts w:hint="default" w:ascii="Courier New" w:hAnsi="Courier New" w:cs="Courier New"/>
       </w:rPr>
     </w:lvl>
     <w:lvl w:ilvl="8" w:tplc="04090005" w:tentative="1">
@@ -10994,7 +10688,7 @@
         <w:ind w:left="7047" w:hanging="360"/>
       </w:pPr>
       <w:rPr>
-        <w:rFonts w:ascii="Wingdings" w:hAnsi="Wingdings" w:hint="default"/>
+        <w:rFonts w:hint="default" w:ascii="Wingdings" w:hAnsi="Wingdings"/>
       </w:rPr>
     </w:lvl>
   </w:abstractNum>
@@ -11011,7 +10705,7 @@
         <w:ind w:left="1080" w:hanging="360"/>
       </w:pPr>
       <w:rPr>
-        <w:rFonts w:cs="Cambria" w:hint="default"/>
+        <w:rFonts w:hint="default" w:cs="Cambria"/>
       </w:rPr>
     </w:lvl>
     <w:lvl w:ilvl="1" w:tplc="08090019" w:tentative="1">
@@ -11099,7 +10793,7 @@
         <w:ind w:left="720" w:hanging="360"/>
       </w:pPr>
       <w:rPr>
-        <w:rFonts w:ascii="Times New Roman" w:eastAsia="Times New Roman" w:hAnsi="Times New Roman" w:cs="Times New Roman" w:hint="default"/>
+        <w:rFonts w:hint="default" w:ascii="Times New Roman" w:hAnsi="Times New Roman" w:eastAsia="Times New Roman" w:cs="Times New Roman"/>
       </w:rPr>
     </w:lvl>
     <w:lvl w:ilvl="1" w:tplc="042A0003" w:tentative="1">
@@ -11111,7 +10805,7 @@
         <w:ind w:left="1440" w:hanging="360"/>
       </w:pPr>
       <w:rPr>
-        <w:rFonts w:ascii="Courier New" w:hAnsi="Courier New" w:cs="Courier New" w:hint="default"/>
+        <w:rFonts w:hint="default" w:ascii="Courier New" w:hAnsi="Courier New" w:cs="Courier New"/>
       </w:rPr>
     </w:lvl>
     <w:lvl w:ilvl="2" w:tplc="042A0005" w:tentative="1">
@@ -11123,7 +10817,7 @@
         <w:ind w:left="2160" w:hanging="360"/>
       </w:pPr>
       <w:rPr>
-        <w:rFonts w:ascii="Wingdings" w:hAnsi="Wingdings" w:hint="default"/>
+        <w:rFonts w:hint="default" w:ascii="Wingdings" w:hAnsi="Wingdings"/>
       </w:rPr>
     </w:lvl>
     <w:lvl w:ilvl="3" w:tplc="042A0001" w:tentative="1">
@@ -11135,7 +10829,7 @@
         <w:ind w:left="2880" w:hanging="360"/>
       </w:pPr>
       <w:rPr>
-        <w:rFonts w:ascii="Symbol" w:hAnsi="Symbol" w:hint="default"/>
+        <w:rFonts w:hint="default" w:ascii="Symbol" w:hAnsi="Symbol"/>
       </w:rPr>
     </w:lvl>
     <w:lvl w:ilvl="4" w:tplc="042A0003">
@@ -11147,7 +10841,7 @@
         <w:ind w:left="3600" w:hanging="360"/>
       </w:pPr>
       <w:rPr>
-        <w:rFonts w:ascii="Courier New" w:hAnsi="Courier New" w:cs="Courier New" w:hint="default"/>
+        <w:rFonts w:hint="default" w:ascii="Courier New" w:hAnsi="Courier New" w:cs="Courier New"/>
       </w:rPr>
     </w:lvl>
     <w:lvl w:ilvl="5" w:tplc="042A0005" w:tentative="1">
@@ -11159,7 +10853,7 @@
         <w:ind w:left="4320" w:hanging="360"/>
       </w:pPr>
       <w:rPr>
-        <w:rFonts w:ascii="Wingdings" w:hAnsi="Wingdings" w:hint="default"/>
+        <w:rFonts w:hint="default" w:ascii="Wingdings" w:hAnsi="Wingdings"/>
       </w:rPr>
     </w:lvl>
     <w:lvl w:ilvl="6" w:tplc="042A0001" w:tentative="1">
@@ -11171,7 +10865,7 @@
         <w:ind w:left="5040" w:hanging="360"/>
       </w:pPr>
       <w:rPr>
-        <w:rFonts w:ascii="Symbol" w:hAnsi="Symbol" w:hint="default"/>
+        <w:rFonts w:hint="default" w:ascii="Symbol" w:hAnsi="Symbol"/>
       </w:rPr>
     </w:lvl>
     <w:lvl w:ilvl="7" w:tplc="042A0003" w:tentative="1">
@@ -11183,7 +10877,7 @@
         <w:ind w:left="5760" w:hanging="360"/>
       </w:pPr>
       <w:rPr>
-        <w:rFonts w:ascii="Courier New" w:hAnsi="Courier New" w:cs="Courier New" w:hint="default"/>
+        <w:rFonts w:hint="default" w:ascii="Courier New" w:hAnsi="Courier New" w:cs="Courier New"/>
       </w:rPr>
     </w:lvl>
     <w:lvl w:ilvl="8" w:tplc="042A0005" w:tentative="1">
@@ -11195,7 +10889,7 @@
         <w:ind w:left="6480" w:hanging="360"/>
       </w:pPr>
       <w:rPr>
-        <w:rFonts w:ascii="Wingdings" w:hAnsi="Wingdings" w:hint="default"/>
+        <w:rFonts w:hint="default" w:ascii="Wingdings" w:hAnsi="Wingdings"/>
       </w:rPr>
     </w:lvl>
   </w:abstractNum>
@@ -11211,7 +10905,7 @@
         <w:ind w:left="2007" w:hanging="360"/>
       </w:pPr>
       <w:rPr>
-        <w:rFonts w:ascii="Times New Roman" w:hAnsi="Times New Roman" w:cs="Times New Roman" w:hint="default"/>
+        <w:rFonts w:hint="default" w:ascii="Times New Roman" w:hAnsi="Times New Roman" w:cs="Times New Roman"/>
       </w:rPr>
     </w:lvl>
     <w:lvl w:ilvl="1" w:tplc="04090003" w:tentative="1">
@@ -11223,7 +10917,7 @@
         <w:ind w:left="2727" w:hanging="360"/>
       </w:pPr>
       <w:rPr>
-        <w:rFonts w:ascii="Courier New" w:hAnsi="Courier New" w:cs="Courier New" w:hint="default"/>
+        <w:rFonts w:hint="default" w:ascii="Courier New" w:hAnsi="Courier New" w:cs="Courier New"/>
       </w:rPr>
     </w:lvl>
     <w:lvl w:ilvl="2" w:tplc="04090005" w:tentative="1">
@@ -11235,7 +10929,7 @@
         <w:ind w:left="3447" w:hanging="360"/>
       </w:pPr>
       <w:rPr>
-        <w:rFonts w:ascii="Wingdings" w:hAnsi="Wingdings" w:hint="default"/>
+        <w:rFonts w:hint="default" w:ascii="Wingdings" w:hAnsi="Wingdings"/>
       </w:rPr>
     </w:lvl>
     <w:lvl w:ilvl="3" w:tplc="04090001" w:tentative="1">
@@ -11247,7 +10941,7 @@
         <w:ind w:left="4167" w:hanging="360"/>
       </w:pPr>
       <w:rPr>
-        <w:rFonts w:ascii="Symbol" w:hAnsi="Symbol" w:hint="default"/>
+        <w:rFonts w:hint="default" w:ascii="Symbol" w:hAnsi="Symbol"/>
       </w:rPr>
     </w:lvl>
     <w:lvl w:ilvl="4" w:tplc="04090003" w:tentative="1">
@@ -11259,7 +10953,7 @@
         <w:ind w:left="4887" w:hanging="360"/>
       </w:pPr>
       <w:rPr>
-        <w:rFonts w:ascii="Courier New" w:hAnsi="Courier New" w:cs="Courier New" w:hint="default"/>
+        <w:rFonts w:hint="default" w:ascii="Courier New" w:hAnsi="Courier New" w:cs="Courier New"/>
       </w:rPr>
     </w:lvl>
     <w:lvl w:ilvl="5" w:tplc="04090005" w:tentative="1">
@@ -11271,7 +10965,7 @@
         <w:ind w:left="5607" w:hanging="360"/>
       </w:pPr>
       <w:rPr>
-        <w:rFonts w:ascii="Wingdings" w:hAnsi="Wingdings" w:hint="default"/>
+        <w:rFonts w:hint="default" w:ascii="Wingdings" w:hAnsi="Wingdings"/>
       </w:rPr>
     </w:lvl>
     <w:lvl w:ilvl="6" w:tplc="04090001" w:tentative="1">
@@ -11283,7 +10977,7 @@
         <w:ind w:left="6327" w:hanging="360"/>
       </w:pPr>
       <w:rPr>
-        <w:rFonts w:ascii="Symbol" w:hAnsi="Symbol" w:hint="default"/>
+        <w:rFonts w:hint="default" w:ascii="Symbol" w:hAnsi="Symbol"/>
       </w:rPr>
     </w:lvl>
     <w:lvl w:ilvl="7" w:tplc="04090003" w:tentative="1">
@@ -11295,7 +10989,7 @@
         <w:ind w:left="7047" w:hanging="360"/>
       </w:pPr>
       <w:rPr>
-        <w:rFonts w:ascii="Courier New" w:hAnsi="Courier New" w:cs="Courier New" w:hint="default"/>
+        <w:rFonts w:hint="default" w:ascii="Courier New" w:hAnsi="Courier New" w:cs="Courier New"/>
       </w:rPr>
     </w:lvl>
     <w:lvl w:ilvl="8" w:tplc="04090005" w:tentative="1">
@@ -11307,7 +11001,7 @@
         <w:ind w:left="7767" w:hanging="360"/>
       </w:pPr>
       <w:rPr>
-        <w:rFonts w:ascii="Wingdings" w:hAnsi="Wingdings" w:hint="default"/>
+        <w:rFonts w:hint="default" w:ascii="Wingdings" w:hAnsi="Wingdings"/>
       </w:rPr>
     </w:lvl>
   </w:abstractNum>
@@ -11410,7 +11104,7 @@
       <w:lvlText w:val=""/>
       <w:lvlJc w:val="left"/>
       <w:rPr>
-        <w:rFonts w:ascii="Symbol" w:hAnsi="Symbol" w:hint="default"/>
+        <w:rFonts w:hint="default" w:ascii="Symbol" w:hAnsi="Symbol"/>
       </w:rPr>
     </w:lvl>
     <w:lvl w:ilvl="1" w:tplc="04090003" w:tentative="1">
@@ -11422,7 +11116,7 @@
         <w:ind w:left="1440" w:hanging="360"/>
       </w:pPr>
       <w:rPr>
-        <w:rFonts w:ascii="Courier New" w:hAnsi="Courier New" w:cs="Courier New" w:hint="default"/>
+        <w:rFonts w:hint="default" w:ascii="Courier New" w:hAnsi="Courier New" w:cs="Courier New"/>
       </w:rPr>
     </w:lvl>
     <w:lvl w:ilvl="2" w:tplc="04090005" w:tentative="1">
@@ -11434,7 +11128,7 @@
         <w:ind w:left="2160" w:hanging="360"/>
       </w:pPr>
       <w:rPr>
-        <w:rFonts w:ascii="Wingdings" w:hAnsi="Wingdings" w:hint="default"/>
+        <w:rFonts w:hint="default" w:ascii="Wingdings" w:hAnsi="Wingdings"/>
       </w:rPr>
     </w:lvl>
     <w:lvl w:ilvl="3" w:tplc="04090001" w:tentative="1">
@@ -11446,7 +11140,7 @@
         <w:ind w:left="2880" w:hanging="360"/>
       </w:pPr>
       <w:rPr>
-        <w:rFonts w:ascii="Symbol" w:hAnsi="Symbol" w:hint="default"/>
+        <w:rFonts w:hint="default" w:ascii="Symbol" w:hAnsi="Symbol"/>
       </w:rPr>
     </w:lvl>
     <w:lvl w:ilvl="4" w:tplc="04090003" w:tentative="1">
@@ -11458,7 +11152,7 @@
         <w:ind w:left="3600" w:hanging="360"/>
       </w:pPr>
       <w:rPr>
-        <w:rFonts w:ascii="Courier New" w:hAnsi="Courier New" w:cs="Courier New" w:hint="default"/>
+        <w:rFonts w:hint="default" w:ascii="Courier New" w:hAnsi="Courier New" w:cs="Courier New"/>
       </w:rPr>
     </w:lvl>
     <w:lvl w:ilvl="5" w:tplc="04090005" w:tentative="1">
@@ -11470,7 +11164,7 @@
         <w:ind w:left="4320" w:hanging="360"/>
       </w:pPr>
       <w:rPr>
-        <w:rFonts w:ascii="Wingdings" w:hAnsi="Wingdings" w:hint="default"/>
+        <w:rFonts w:hint="default" w:ascii="Wingdings" w:hAnsi="Wingdings"/>
       </w:rPr>
     </w:lvl>
     <w:lvl w:ilvl="6" w:tplc="04090001" w:tentative="1">
@@ -11482,7 +11176,7 @@
         <w:ind w:left="5040" w:hanging="360"/>
       </w:pPr>
       <w:rPr>
-        <w:rFonts w:ascii="Symbol" w:hAnsi="Symbol" w:hint="default"/>
+        <w:rFonts w:hint="default" w:ascii="Symbol" w:hAnsi="Symbol"/>
       </w:rPr>
     </w:lvl>
     <w:lvl w:ilvl="7" w:tplc="04090003" w:tentative="1">
@@ -11494,7 +11188,7 @@
         <w:ind w:left="5760" w:hanging="360"/>
       </w:pPr>
       <w:rPr>
-        <w:rFonts w:ascii="Courier New" w:hAnsi="Courier New" w:cs="Courier New" w:hint="default"/>
+        <w:rFonts w:hint="default" w:ascii="Courier New" w:hAnsi="Courier New" w:cs="Courier New"/>
       </w:rPr>
     </w:lvl>
     <w:lvl w:ilvl="8" w:tplc="04090005" w:tentative="1">
@@ -11506,7 +11200,7 @@
         <w:ind w:left="6480" w:hanging="360"/>
       </w:pPr>
       <w:rPr>
-        <w:rFonts w:ascii="Wingdings" w:hAnsi="Wingdings" w:hint="default"/>
+        <w:rFonts w:hint="default" w:ascii="Wingdings" w:hAnsi="Wingdings"/>
       </w:rPr>
     </w:lvl>
   </w:abstractNum>
@@ -11612,7 +11306,7 @@
         <w:ind w:left="720" w:hanging="360"/>
       </w:pPr>
       <w:rPr>
-        <w:rFonts w:ascii="Symbol" w:hAnsi="Symbol" w:hint="default"/>
+        <w:rFonts w:hint="default" w:ascii="Symbol" w:hAnsi="Symbol"/>
       </w:rPr>
     </w:lvl>
     <w:lvl w:ilvl="1" w:tplc="FFFFFFFF" w:tentative="1">
@@ -11880,7 +11574,7 @@
         <w:ind w:left="720" w:hanging="360"/>
       </w:pPr>
       <w:rPr>
-        <w:rFonts w:ascii="Times New Roman" w:eastAsia="Calibri" w:hAnsi="Times New Roman" w:cs="Times New Roman" w:hint="default"/>
+        <w:rFonts w:hint="default" w:ascii="Times New Roman" w:hAnsi="Times New Roman" w:eastAsia="Calibri" w:cs="Times New Roman"/>
       </w:rPr>
     </w:lvl>
     <w:lvl w:ilvl="1" w:tplc="04090003" w:tentative="1">
@@ -11892,7 +11586,7 @@
         <w:ind w:left="1440" w:hanging="360"/>
       </w:pPr>
       <w:rPr>
-        <w:rFonts w:ascii="Courier New" w:hAnsi="Courier New" w:cs="Courier New" w:hint="default"/>
+        <w:rFonts w:hint="default" w:ascii="Courier New" w:hAnsi="Courier New" w:cs="Courier New"/>
       </w:rPr>
     </w:lvl>
     <w:lvl w:ilvl="2" w:tplc="04090005" w:tentative="1">
@@ -11904,7 +11598,7 @@
         <w:ind w:left="2160" w:hanging="360"/>
       </w:pPr>
       <w:rPr>
-        <w:rFonts w:ascii="Wingdings" w:hAnsi="Wingdings" w:hint="default"/>
+        <w:rFonts w:hint="default" w:ascii="Wingdings" w:hAnsi="Wingdings"/>
       </w:rPr>
     </w:lvl>
     <w:lvl w:ilvl="3" w:tplc="04090001" w:tentative="1">
@@ -11916,7 +11610,7 @@
         <w:ind w:left="2880" w:hanging="360"/>
       </w:pPr>
       <w:rPr>
-        <w:rFonts w:ascii="Symbol" w:hAnsi="Symbol" w:hint="default"/>
+        <w:rFonts w:hint="default" w:ascii="Symbol" w:hAnsi="Symbol"/>
       </w:rPr>
     </w:lvl>
     <w:lvl w:ilvl="4" w:tplc="04090003" w:tentative="1">
@@ -11928,7 +11622,7 @@
         <w:ind w:left="3600" w:hanging="360"/>
       </w:pPr>
       <w:rPr>
-        <w:rFonts w:ascii="Courier New" w:hAnsi="Courier New" w:cs="Courier New" w:hint="default"/>
+        <w:rFonts w:hint="default" w:ascii="Courier New" w:hAnsi="Courier New" w:cs="Courier New"/>
       </w:rPr>
     </w:lvl>
     <w:lvl w:ilvl="5" w:tplc="04090005" w:tentative="1">
@@ -11940,7 +11634,7 @@
         <w:ind w:left="4320" w:hanging="360"/>
       </w:pPr>
       <w:rPr>
-        <w:rFonts w:ascii="Wingdings" w:hAnsi="Wingdings" w:hint="default"/>
+        <w:rFonts w:hint="default" w:ascii="Wingdings" w:hAnsi="Wingdings"/>
       </w:rPr>
     </w:lvl>
     <w:lvl w:ilvl="6" w:tplc="04090001" w:tentative="1">
@@ -11952,7 +11646,7 @@
         <w:ind w:left="5040" w:hanging="360"/>
       </w:pPr>
       <w:rPr>
-        <w:rFonts w:ascii="Symbol" w:hAnsi="Symbol" w:hint="default"/>
+        <w:rFonts w:hint="default" w:ascii="Symbol" w:hAnsi="Symbol"/>
       </w:rPr>
     </w:lvl>
     <w:lvl w:ilvl="7" w:tplc="04090003" w:tentative="1">
@@ -11964,7 +11658,7 @@
         <w:ind w:left="5760" w:hanging="360"/>
       </w:pPr>
       <w:rPr>
-        <w:rFonts w:ascii="Courier New" w:hAnsi="Courier New" w:cs="Courier New" w:hint="default"/>
+        <w:rFonts w:hint="default" w:ascii="Courier New" w:hAnsi="Courier New" w:cs="Courier New"/>
       </w:rPr>
     </w:lvl>
     <w:lvl w:ilvl="8" w:tplc="04090005" w:tentative="1">
@@ -11976,7 +11670,7 @@
         <w:ind w:left="6480" w:hanging="360"/>
       </w:pPr>
       <w:rPr>
-        <w:rFonts w:ascii="Wingdings" w:hAnsi="Wingdings" w:hint="default"/>
+        <w:rFonts w:hint="default" w:ascii="Wingdings" w:hAnsi="Wingdings"/>
       </w:rPr>
     </w:lvl>
   </w:abstractNum>
@@ -12155,7 +11849,7 @@
   <w:docDefaults>
     <w:rPrDefault>
       <w:rPr>
-        <w:rFonts w:asciiTheme="minorHAnsi" w:eastAsiaTheme="minorHAnsi" w:hAnsiTheme="minorHAnsi" w:cstheme="minorBidi"/>
+        <w:rFonts w:asciiTheme="minorHAnsi" w:hAnsiTheme="minorHAnsi" w:eastAsiaTheme="minorHAnsi" w:cstheme="minorBidi"/>
         <w:kern w:val="2"/>
         <w:sz w:val="22"/>
         <w:szCs w:val="22"/>
@@ -12172,14 +11866,14 @@
   <w:latentStyles w:defLockedState="0" w:defUIPriority="99" w:defSemiHidden="0" w:defUnhideWhenUsed="0" w:defQFormat="0" w:count="376">
     <w:lsdException w:name="Normal" w:uiPriority="0" w:qFormat="1"/>
     <w:lsdException w:name="heading 1" w:uiPriority="9" w:qFormat="1"/>
-    <w:lsdException w:name="heading 2" w:semiHidden="1" w:uiPriority="9" w:unhideWhenUsed="1" w:qFormat="1"/>
-    <w:lsdException w:name="heading 3" w:semiHidden="1" w:uiPriority="9" w:unhideWhenUsed="1" w:qFormat="1"/>
-    <w:lsdException w:name="heading 4" w:semiHidden="1" w:uiPriority="9" w:unhideWhenUsed="1" w:qFormat="1"/>
-    <w:lsdException w:name="heading 5" w:semiHidden="1" w:uiPriority="9" w:unhideWhenUsed="1" w:qFormat="1"/>
-    <w:lsdException w:name="heading 6" w:semiHidden="1" w:uiPriority="9" w:unhideWhenUsed="1" w:qFormat="1"/>
-    <w:lsdException w:name="heading 7" w:semiHidden="1" w:uiPriority="9" w:unhideWhenUsed="1" w:qFormat="1"/>
-    <w:lsdException w:name="heading 8" w:semiHidden="1" w:uiPriority="9" w:unhideWhenUsed="1" w:qFormat="1"/>
-    <w:lsdException w:name="heading 9" w:semiHidden="1" w:uiPriority="9" w:unhideWhenUsed="1" w:qFormat="1"/>
+    <w:lsdException w:name="heading 2" w:uiPriority="9" w:semiHidden="1" w:unhideWhenUsed="1" w:qFormat="1"/>
+    <w:lsdException w:name="heading 3" w:uiPriority="9" w:semiHidden="1" w:unhideWhenUsed="1" w:qFormat="1"/>
+    <w:lsdException w:name="heading 4" w:uiPriority="9" w:semiHidden="1" w:unhideWhenUsed="1" w:qFormat="1"/>
+    <w:lsdException w:name="heading 5" w:uiPriority="9" w:semiHidden="1" w:unhideWhenUsed="1" w:qFormat="1"/>
+    <w:lsdException w:name="heading 6" w:uiPriority="9" w:semiHidden="1" w:unhideWhenUsed="1" w:qFormat="1"/>
+    <w:lsdException w:name="heading 7" w:uiPriority="9" w:semiHidden="1" w:unhideWhenUsed="1" w:qFormat="1"/>
+    <w:lsdException w:name="heading 8" w:uiPriority="9" w:semiHidden="1" w:unhideWhenUsed="1" w:qFormat="1"/>
+    <w:lsdException w:name="heading 9" w:uiPriority="9" w:semiHidden="1" w:unhideWhenUsed="1" w:qFormat="1"/>
     <w:lsdException w:name="index 1" w:semiHidden="1" w:unhideWhenUsed="1"/>
     <w:lsdException w:name="index 2" w:semiHidden="1" w:unhideWhenUsed="1"/>
     <w:lsdException w:name="index 3" w:semiHidden="1" w:unhideWhenUsed="1"/>
@@ -12189,22 +11883,22 @@
     <w:lsdException w:name="index 7" w:semiHidden="1" w:unhideWhenUsed="1"/>
     <w:lsdException w:name="index 8" w:semiHidden="1" w:unhideWhenUsed="1"/>
     <w:lsdException w:name="index 9" w:semiHidden="1" w:unhideWhenUsed="1"/>
-    <w:lsdException w:name="toc 1" w:semiHidden="1" w:uiPriority="39" w:unhideWhenUsed="1"/>
-    <w:lsdException w:name="toc 2" w:semiHidden="1" w:uiPriority="39" w:unhideWhenUsed="1"/>
-    <w:lsdException w:name="toc 3" w:semiHidden="1" w:uiPriority="39" w:unhideWhenUsed="1"/>
-    <w:lsdException w:name="toc 4" w:semiHidden="1" w:uiPriority="39" w:unhideWhenUsed="1"/>
-    <w:lsdException w:name="toc 5" w:semiHidden="1" w:uiPriority="39" w:unhideWhenUsed="1"/>
-    <w:lsdException w:name="toc 6" w:semiHidden="1" w:uiPriority="39" w:unhideWhenUsed="1"/>
-    <w:lsdException w:name="toc 7" w:semiHidden="1" w:uiPriority="39" w:unhideWhenUsed="1"/>
-    <w:lsdException w:name="toc 8" w:semiHidden="1" w:uiPriority="39" w:unhideWhenUsed="1"/>
-    <w:lsdException w:name="toc 9" w:semiHidden="1" w:uiPriority="39" w:unhideWhenUsed="1"/>
+    <w:lsdException w:name="toc 1" w:uiPriority="39" w:semiHidden="1" w:unhideWhenUsed="1"/>
+    <w:lsdException w:name="toc 2" w:uiPriority="39" w:semiHidden="1" w:unhideWhenUsed="1"/>
+    <w:lsdException w:name="toc 3" w:uiPriority="39" w:semiHidden="1" w:unhideWhenUsed="1"/>
+    <w:lsdException w:name="toc 4" w:uiPriority="39" w:semiHidden="1" w:unhideWhenUsed="1"/>
+    <w:lsdException w:name="toc 5" w:uiPriority="39" w:semiHidden="1" w:unhideWhenUsed="1"/>
+    <w:lsdException w:name="toc 6" w:uiPriority="39" w:semiHidden="1" w:unhideWhenUsed="1"/>
+    <w:lsdException w:name="toc 7" w:uiPriority="39" w:semiHidden="1" w:unhideWhenUsed="1"/>
+    <w:lsdException w:name="toc 8" w:uiPriority="39" w:semiHidden="1" w:unhideWhenUsed="1"/>
+    <w:lsdException w:name="toc 9" w:uiPriority="39" w:semiHidden="1" w:unhideWhenUsed="1"/>
     <w:lsdException w:name="Normal Indent" w:semiHidden="1" w:unhideWhenUsed="1"/>
     <w:lsdException w:name="footnote text" w:semiHidden="1" w:unhideWhenUsed="1"/>
     <w:lsdException w:name="annotation text" w:semiHidden="1" w:unhideWhenUsed="1"/>
     <w:lsdException w:name="header" w:semiHidden="1" w:unhideWhenUsed="1"/>
     <w:lsdException w:name="footer" w:semiHidden="1" w:unhideWhenUsed="1"/>
     <w:lsdException w:name="index heading" w:semiHidden="1" w:unhideWhenUsed="1"/>
-    <w:lsdException w:name="caption" w:semiHidden="1" w:uiPriority="35" w:unhideWhenUsed="1" w:qFormat="1"/>
+    <w:lsdException w:name="caption" w:uiPriority="35" w:semiHidden="1" w:unhideWhenUsed="1" w:qFormat="1"/>
     <w:lsdException w:name="table of figures" w:semiHidden="1" w:unhideWhenUsed="1"/>
     <w:lsdException w:name="envelope address" w:semiHidden="1" w:unhideWhenUsed="1"/>
     <w:lsdException w:name="envelope return" w:semiHidden="1" w:unhideWhenUsed="1"/>
@@ -12235,7 +11929,7 @@
     <w:lsdException w:name="Title" w:uiPriority="10" w:qFormat="1"/>
     <w:lsdException w:name="Closing" w:semiHidden="1" w:unhideWhenUsed="1"/>
     <w:lsdException w:name="Signature" w:semiHidden="1" w:unhideWhenUsed="1"/>
-    <w:lsdException w:name="Default Paragraph Font" w:semiHidden="1" w:uiPriority="1" w:unhideWhenUsed="1"/>
+    <w:lsdException w:name="Default Paragraph Font" w:uiPriority="1" w:semiHidden="1" w:unhideWhenUsed="1"/>
     <w:lsdException w:name="Body Text" w:semiHidden="1" w:unhideWhenUsed="1"/>
     <w:lsdException w:name="Body Text Indent" w:semiHidden="1" w:unhideWhenUsed="1"/>
     <w:lsdException w:name="List Continue" w:semiHidden="1" w:unhideWhenUsed="1"/>
@@ -12435,8 +12129,8 @@
     <w:lsdException w:name="Subtle Reference" w:uiPriority="31" w:qFormat="1"/>
     <w:lsdException w:name="Intense Reference" w:uiPriority="32" w:qFormat="1"/>
     <w:lsdException w:name="Book Title" w:uiPriority="33" w:qFormat="1"/>
-    <w:lsdException w:name="Bibliography" w:semiHidden="1" w:uiPriority="37" w:unhideWhenUsed="1"/>
-    <w:lsdException w:name="TOC Heading" w:semiHidden="1" w:uiPriority="39" w:unhideWhenUsed="1" w:qFormat="1"/>
+    <w:lsdException w:name="Bibliography" w:uiPriority="37" w:semiHidden="1" w:unhideWhenUsed="1"/>
+    <w:lsdException w:name="TOC Heading" w:uiPriority="39" w:semiHidden="1" w:unhideWhenUsed="1" w:qFormat="1"/>
     <w:lsdException w:name="Plain Table 1" w:uiPriority="41"/>
     <w:lsdException w:name="Plain Table 2" w:uiPriority="42"/>
     <w:lsdException w:name="Plain Table 3" w:uiPriority="43"/>
@@ -12547,7 +12241,7 @@
     <w:lsdException w:name="Unresolved Mention" w:semiHidden="1" w:unhideWhenUsed="1"/>
     <w:lsdException w:name="Smart Link" w:semiHidden="1" w:unhideWhenUsed="1"/>
   </w:latentStyles>
-  <w:style w:type="paragraph" w:default="1" w:styleId="Normal">
+  <w:style w:type="paragraph" w:styleId="Normal" w:default="1">
     <w:name w:val="Normal"/>
     <w:qFormat/>
     <w:rsid w:val="00464D70"/>
@@ -12555,7 +12249,7 @@
       <w:spacing w:after="0" w:line="240" w:lineRule="auto"/>
     </w:pPr>
     <w:rPr>
-      <w:rFonts w:ascii="VNI-Times" w:eastAsia="Times New Roman" w:hAnsi="VNI-Times" w:cs="Times New Roman"/>
+      <w:rFonts w:ascii="VNI-Times" w:hAnsi="VNI-Times" w:eastAsia="Times New Roman" w:cs="Times New Roman"/>
       <w:kern w:val="0"/>
       <w:sz w:val="26"/>
       <w:szCs w:val="20"/>
@@ -12578,7 +12272,7 @@
       <w:outlineLvl w:val="0"/>
     </w:pPr>
     <w:rPr>
-      <w:rFonts w:asciiTheme="majorHAnsi" w:eastAsiaTheme="majorEastAsia" w:hAnsiTheme="majorHAnsi" w:cstheme="majorBidi"/>
+      <w:rFonts w:asciiTheme="majorHAnsi" w:hAnsiTheme="majorHAnsi" w:eastAsiaTheme="majorEastAsia" w:cstheme="majorBidi"/>
       <w:color w:val="0F4761" w:themeColor="accent1" w:themeShade="BF"/>
       <w:sz w:val="40"/>
       <w:szCs w:val="40"/>
@@ -12601,7 +12295,7 @@
       <w:outlineLvl w:val="1"/>
     </w:pPr>
     <w:rPr>
-      <w:rFonts w:asciiTheme="majorHAnsi" w:eastAsiaTheme="majorEastAsia" w:hAnsiTheme="majorHAnsi" w:cstheme="majorBidi"/>
+      <w:rFonts w:asciiTheme="majorHAnsi" w:hAnsiTheme="majorHAnsi" w:eastAsiaTheme="majorEastAsia" w:cstheme="majorBidi"/>
       <w:color w:val="0F4761" w:themeColor="accent1" w:themeShade="BF"/>
       <w:sz w:val="32"/>
       <w:szCs w:val="32"/>
@@ -12760,13 +12454,13 @@
       <w:color w:val="272727" w:themeColor="text1" w:themeTint="D8"/>
     </w:rPr>
   </w:style>
-  <w:style w:type="character" w:default="1" w:styleId="DefaultParagraphFont">
+  <w:style w:type="character" w:styleId="DefaultParagraphFont" w:default="1">
     <w:name w:val="Default Paragraph Font"/>
     <w:uiPriority w:val="1"/>
     <w:semiHidden/>
     <w:unhideWhenUsed/>
   </w:style>
-  <w:style w:type="table" w:default="1" w:styleId="TableNormal">
+  <w:style w:type="table" w:styleId="TableNormal" w:default="1">
     <w:name w:val="Normal Table"/>
     <w:uiPriority w:val="99"/>
     <w:semiHidden/>
@@ -12781,26 +12475,26 @@
       </w:tblCellMar>
     </w:tblPr>
   </w:style>
-  <w:style w:type="numbering" w:default="1" w:styleId="NoList">
+  <w:style w:type="numbering" w:styleId="NoList" w:default="1">
     <w:name w:val="No List"/>
     <w:uiPriority w:val="99"/>
     <w:semiHidden/>
     <w:unhideWhenUsed/>
   </w:style>
-  <w:style w:type="character" w:customStyle="1" w:styleId="Heading1Char">
+  <w:style w:type="character" w:styleId="Heading1Char" w:customStyle="1">
     <w:name w:val="Heading 1 Char"/>
     <w:basedOn w:val="DefaultParagraphFont"/>
     <w:link w:val="Heading1"/>
     <w:uiPriority w:val="9"/>
     <w:rsid w:val="000C456D"/>
     <w:rPr>
-      <w:rFonts w:asciiTheme="majorHAnsi" w:eastAsiaTheme="majorEastAsia" w:hAnsiTheme="majorHAnsi" w:cstheme="majorBidi"/>
+      <w:rFonts w:asciiTheme="majorHAnsi" w:hAnsiTheme="majorHAnsi" w:eastAsiaTheme="majorEastAsia" w:cstheme="majorBidi"/>
       <w:color w:val="0F4761" w:themeColor="accent1" w:themeShade="BF"/>
       <w:sz w:val="40"/>
       <w:szCs w:val="40"/>
     </w:rPr>
   </w:style>
-  <w:style w:type="character" w:customStyle="1" w:styleId="Heading2Char">
+  <w:style w:type="character" w:styleId="Heading2Char" w:customStyle="1">
     <w:name w:val="Heading 2 Char"/>
     <w:basedOn w:val="DefaultParagraphFont"/>
     <w:link w:val="Heading2"/>
@@ -12808,13 +12502,13 @@
     <w:semiHidden/>
     <w:rsid w:val="000C456D"/>
     <w:rPr>
-      <w:rFonts w:asciiTheme="majorHAnsi" w:eastAsiaTheme="majorEastAsia" w:hAnsiTheme="majorHAnsi" w:cstheme="majorBidi"/>
+      <w:rFonts w:asciiTheme="majorHAnsi" w:hAnsiTheme="majorHAnsi" w:eastAsiaTheme="majorEastAsia" w:cstheme="majorBidi"/>
       <w:color w:val="0F4761" w:themeColor="accent1" w:themeShade="BF"/>
       <w:sz w:val="32"/>
       <w:szCs w:val="32"/>
     </w:rPr>
   </w:style>
-  <w:style w:type="character" w:customStyle="1" w:styleId="Heading3Char">
+  <w:style w:type="character" w:styleId="Heading3Char" w:customStyle="1">
     <w:name w:val="Heading 3 Char"/>
     <w:basedOn w:val="DefaultParagraphFont"/>
     <w:link w:val="Heading3"/>
@@ -12828,7 +12522,7 @@
       <w:szCs w:val="28"/>
     </w:rPr>
   </w:style>
-  <w:style w:type="character" w:customStyle="1" w:styleId="Heading4Char">
+  <w:style w:type="character" w:styleId="Heading4Char" w:customStyle="1">
     <w:name w:val="Heading 4 Char"/>
     <w:basedOn w:val="DefaultParagraphFont"/>
     <w:link w:val="Heading4"/>
@@ -12842,7 +12536,7 @@
       <w:color w:val="0F4761" w:themeColor="accent1" w:themeShade="BF"/>
     </w:rPr>
   </w:style>
-  <w:style w:type="character" w:customStyle="1" w:styleId="Heading5Char">
+  <w:style w:type="character" w:styleId="Heading5Char" w:customStyle="1">
     <w:name w:val="Heading 5 Char"/>
     <w:basedOn w:val="DefaultParagraphFont"/>
     <w:link w:val="Heading5"/>
@@ -12854,7 +12548,7 @@
       <w:color w:val="0F4761" w:themeColor="accent1" w:themeShade="BF"/>
     </w:rPr>
   </w:style>
-  <w:style w:type="character" w:customStyle="1" w:styleId="Heading6Char">
+  <w:style w:type="character" w:styleId="Heading6Char" w:customStyle="1">
     <w:name w:val="Heading 6 Char"/>
     <w:basedOn w:val="DefaultParagraphFont"/>
     <w:link w:val="Heading6"/>
@@ -12868,7 +12562,7 @@
       <w:color w:val="595959" w:themeColor="text1" w:themeTint="A6"/>
     </w:rPr>
   </w:style>
-  <w:style w:type="character" w:customStyle="1" w:styleId="Heading7Char">
+  <w:style w:type="character" w:styleId="Heading7Char" w:customStyle="1">
     <w:name w:val="Heading 7 Char"/>
     <w:basedOn w:val="DefaultParagraphFont"/>
     <w:link w:val="Heading7"/>
@@ -12880,7 +12574,7 @@
       <w:color w:val="595959" w:themeColor="text1" w:themeTint="A6"/>
     </w:rPr>
   </w:style>
-  <w:style w:type="character" w:customStyle="1" w:styleId="Heading8Char">
+  <w:style w:type="character" w:styleId="Heading8Char" w:customStyle="1">
     <w:name w:val="Heading 8 Char"/>
     <w:basedOn w:val="DefaultParagraphFont"/>
     <w:link w:val="Heading8"/>
@@ -12894,7 +12588,7 @@
       <w:color w:val="272727" w:themeColor="text1" w:themeTint="D8"/>
     </w:rPr>
   </w:style>
-  <w:style w:type="character" w:customStyle="1" w:styleId="Heading9Char">
+  <w:style w:type="character" w:styleId="Heading9Char" w:customStyle="1">
     <w:name w:val="Heading 9 Char"/>
     <w:basedOn w:val="DefaultParagraphFont"/>
     <w:link w:val="Heading9"/>
@@ -12919,21 +12613,21 @@
       <w:contextualSpacing/>
     </w:pPr>
     <w:rPr>
-      <w:rFonts w:asciiTheme="majorHAnsi" w:eastAsiaTheme="majorEastAsia" w:hAnsiTheme="majorHAnsi" w:cstheme="majorBidi"/>
+      <w:rFonts w:asciiTheme="majorHAnsi" w:hAnsiTheme="majorHAnsi" w:eastAsiaTheme="majorEastAsia" w:cstheme="majorBidi"/>
       <w:spacing w:val="-10"/>
       <w:kern w:val="28"/>
       <w:sz w:val="56"/>
       <w:szCs w:val="56"/>
     </w:rPr>
   </w:style>
-  <w:style w:type="character" w:customStyle="1" w:styleId="TitleChar">
+  <w:style w:type="character" w:styleId="TitleChar" w:customStyle="1">
     <w:name w:val="Title Char"/>
     <w:basedOn w:val="DefaultParagraphFont"/>
     <w:link w:val="Title"/>
     <w:uiPriority w:val="10"/>
     <w:rsid w:val="000C456D"/>
     <w:rPr>
-      <w:rFonts w:asciiTheme="majorHAnsi" w:eastAsiaTheme="majorEastAsia" w:hAnsiTheme="majorHAnsi" w:cstheme="majorBidi"/>
+      <w:rFonts w:asciiTheme="majorHAnsi" w:hAnsiTheme="majorHAnsi" w:eastAsiaTheme="majorEastAsia" w:cstheme="majorBidi"/>
       <w:spacing w:val="-10"/>
       <w:kern w:val="28"/>
       <w:sz w:val="56"/>
@@ -12961,7 +12655,7 @@
       <w:szCs w:val="28"/>
     </w:rPr>
   </w:style>
-  <w:style w:type="character" w:customStyle="1" w:styleId="SubtitleChar">
+  <w:style w:type="character" w:styleId="SubtitleChar" w:customStyle="1">
     <w:name w:val="Subtitle Char"/>
     <w:basedOn w:val="DefaultParagraphFont"/>
     <w:link w:val="Subtitle"/>
@@ -12993,7 +12687,7 @@
       <w:color w:val="404040" w:themeColor="text1" w:themeTint="BF"/>
     </w:rPr>
   </w:style>
-  <w:style w:type="character" w:customStyle="1" w:styleId="QuoteChar">
+  <w:style w:type="character" w:styleId="QuoteChar" w:customStyle="1">
     <w:name w:val="Quote Char"/>
     <w:basedOn w:val="DefaultParagraphFont"/>
     <w:link w:val="Quote"/>
@@ -13038,8 +12732,8 @@
     <w:rsid w:val="000C456D"/>
     <w:pPr>
       <w:pBdr>
-        <w:top w:val="single" w:sz="4" w:space="10" w:color="0F4761" w:themeColor="accent1" w:themeShade="BF"/>
-        <w:bottom w:val="single" w:sz="4" w:space="10" w:color="0F4761" w:themeColor="accent1" w:themeShade="BF"/>
+        <w:top w:val="single" w:color="0F4761" w:themeColor="accent1" w:themeShade="BF" w:sz="4" w:space="10"/>
+        <w:bottom w:val="single" w:color="0F4761" w:themeColor="accent1" w:themeShade="BF" w:sz="4" w:space="10"/>
       </w:pBdr>
       <w:spacing w:before="360" w:after="360"/>
       <w:ind w:left="864" w:right="864"/>
@@ -13051,7 +12745,7 @@
       <w:color w:val="0F4761" w:themeColor="accent1" w:themeShade="BF"/>
     </w:rPr>
   </w:style>
-  <w:style w:type="character" w:customStyle="1" w:styleId="IntenseQuoteChar">
+  <w:style w:type="character" w:styleId="IntenseQuoteChar" w:customStyle="1">
     <w:name w:val="Intense Quote Char"/>
     <w:basedOn w:val="DefaultParagraphFont"/>
     <w:link w:val="IntenseQuote"/>
@@ -13088,7 +12782,7 @@
       <w:iCs/>
     </w:rPr>
   </w:style>
-  <w:style w:type="paragraph" w:customStyle="1" w:styleId="TableParagraph">
+  <w:style w:type="paragraph" w:styleId="TableParagraph" w:customStyle="1">
     <w:name w:val="Table Paragraph"/>
     <w:basedOn w:val="Normal"/>
     <w:uiPriority w:val="1"/>
@@ -13117,13 +12811,13 @@
       <w:spacing w:before="100" w:beforeAutospacing="1" w:after="100" w:afterAutospacing="1"/>
     </w:pPr>
     <w:rPr>
-      <w:rFonts w:ascii="Times New Roman" w:eastAsiaTheme="minorEastAsia" w:hAnsi="Times New Roman"/>
+      <w:rFonts w:ascii="Times New Roman" w:hAnsi="Times New Roman" w:eastAsiaTheme="minorEastAsia"/>
       <w:sz w:val="24"/>
       <w:szCs w:val="24"/>
       <w:lang w:val="vi-VN" w:eastAsia="vi-VN"/>
     </w:rPr>
   </w:style>
-  <w:style w:type="table" w:customStyle="1" w:styleId="TableNormal1">
+  <w:style w:type="table" w:styleId="TableNormal1" w:customStyle="1">
     <w:name w:val="Table Normal1"/>
     <w:uiPriority w:val="99"/>
     <w:semiHidden/>
@@ -13132,7 +12826,7 @@
       <w:spacing w:after="0" w:line="240" w:lineRule="auto"/>
     </w:pPr>
     <w:rPr>
-      <w:rFonts w:ascii="Times New Roman" w:eastAsia="Times New Roman" w:hAnsi="Times New Roman" w:cs="Times New Roman"/>
+      <w:rFonts w:ascii="Times New Roman" w:hAnsi="Times New Roman" w:eastAsia="Times New Roman" w:cs="Times New Roman"/>
       <w:kern w:val="0"/>
       <w:sz w:val="20"/>
       <w:szCs w:val="20"/>
@@ -13163,7 +12857,7 @@
 </file>
 
 <file path=word/theme/theme1.xml><?xml version="1.0" encoding="utf-8"?>
-<a:theme xmlns:a="http://schemas.openxmlformats.org/drawingml/2006/main" name="Office Theme">
+<a:theme xmlns:thm15="http://schemas.microsoft.com/office/thememl/2012/main" xmlns:a="http://schemas.openxmlformats.org/drawingml/2006/main" name="Office Theme">
   <a:themeElements>
     <a:clrScheme name="Office">
       <a:dk1>
